--- a/answermodel.docx
+++ b/answermodel.docx
@@ -24,7 +24,29 @@
           <w:szCs w:val="22"/>
           <w:lang w:val="en-GB"/>
         </w:rPr>
-        <w:t xml:space="preserve">Given is an example (/Users/martijnkrikke/Documents/Scriptie/OptiChat/Feas/mixed_integer_rtc.py) of a water basin which drains water through the sea, either via 1. a pump or </w:t>
+        <w:t xml:space="preserve">Given is an example of a water basin which drains water through the sea, </w:t>
+      </w:r>
+      <w:proofErr w:type="gramStart"/>
+      <w:r>
+        <w:rPr>
+          <w:rFonts w:ascii="AppleSystemUIFont" w:hAnsi="AppleSystemUIFont" w:cs="AppleSystemUIFont"/>
+          <w:kern w:val="0"/>
+          <w:sz w:val="22"/>
+          <w:szCs w:val="22"/>
+          <w:lang w:val="en-GB"/>
+        </w:rPr>
+        <w:t>either via</w:t>
+      </w:r>
+      <w:proofErr w:type="gramEnd"/>
+      <w:r>
+        <w:rPr>
+          <w:rFonts w:ascii="AppleSystemUIFont" w:hAnsi="AppleSystemUIFont" w:cs="AppleSystemUIFont"/>
+          <w:kern w:val="0"/>
+          <w:sz w:val="22"/>
+          <w:szCs w:val="22"/>
+          <w:lang w:val="en-GB"/>
+        </w:rPr>
+        <w:t xml:space="preserve"> 1. a pump or </w:t>
       </w:r>
       <w:r>
         <w:rPr>
@@ -44,67 +66,27 @@
           <w:szCs w:val="22"/>
           <w:lang w:val="en-GB"/>
         </w:rPr>
-        <w:t xml:space="preserve">2. an orifice. The orifice is </w:t>
-      </w:r>
-      <w:r>
-        <w:rPr>
-          <w:rFonts w:ascii="AppleSystemUIFont" w:hAnsi="AppleSystemUIFont" w:cs="AppleSystemUIFont"/>
-          <w:kern w:val="0"/>
-          <w:sz w:val="22"/>
-          <w:szCs w:val="22"/>
-          <w:lang w:val="en-GB"/>
-        </w:rPr>
-        <w:t>free but</w:t>
-      </w:r>
-      <w:r>
-        <w:rPr>
-          <w:rFonts w:ascii="AppleSystemUIFont" w:hAnsi="AppleSystemUIFont" w:cs="AppleSystemUIFont"/>
-          <w:kern w:val="0"/>
-          <w:sz w:val="22"/>
-          <w:szCs w:val="22"/>
-          <w:lang w:val="en-GB"/>
-        </w:rPr>
-        <w:t xml:space="preserve"> can only be used when the sea level is lower than the basin level, which is in the beginning and at the end. The exact hours differ </w:t>
-      </w:r>
-      <w:r>
-        <w:rPr>
-          <w:rFonts w:ascii="AppleSystemUIFont" w:hAnsi="AppleSystemUIFont" w:cs="AppleSystemUIFont"/>
-          <w:kern w:val="0"/>
-          <w:sz w:val="22"/>
-          <w:szCs w:val="22"/>
-          <w:lang w:val="en-GB"/>
-        </w:rPr>
-        <w:t>based on</w:t>
-      </w:r>
-      <w:r>
-        <w:rPr>
-          <w:rFonts w:ascii="AppleSystemUIFont" w:hAnsi="AppleSystemUIFont" w:cs="AppleSystemUIFont"/>
-          <w:kern w:val="0"/>
-          <w:sz w:val="22"/>
-          <w:szCs w:val="22"/>
-          <w:lang w:val="en-GB"/>
-        </w:rPr>
-        <w:t xml:space="preserve"> how much you discharge at which hours. The optimal solution uses the orifice as much as possible, which means that it should only start pumping AFTER the sea level is higher than the basin level, and when tide has turned, and the sea level is back below the basin level (sea =0.4, basin = 0.5), than you would want to have pumped the least possible in the time the sea level was higher, and therefore the basin should be filled fully until then. How the pumping is </w:t>
-      </w:r>
-      <w:r>
-        <w:rPr>
-          <w:rFonts w:ascii="AppleSystemUIFont" w:hAnsi="AppleSystemUIFont" w:cs="AppleSystemUIFont"/>
-          <w:kern w:val="0"/>
-          <w:sz w:val="22"/>
-          <w:szCs w:val="22"/>
-          <w:lang w:val="en-GB"/>
-        </w:rPr>
-        <w:t>distributed</w:t>
-      </w:r>
-      <w:r>
-        <w:rPr>
-          <w:rFonts w:ascii="AppleSystemUIFont" w:hAnsi="AppleSystemUIFont" w:cs="AppleSystemUIFont"/>
-          <w:kern w:val="0"/>
-          <w:sz w:val="22"/>
-          <w:szCs w:val="22"/>
-          <w:lang w:val="en-GB"/>
-        </w:rPr>
-        <w:t xml:space="preserve"> in between — i.e. when it is high tide — does not really matter.</w:t>
+        <w:t>2. an orifice. The orifice is free but can only be used when the sea level is lower than the basin level, which is in the beginning and at the end. The exact hours differ based on how much you discharge at which hours. The optimal solution uses the orifice as much as possible, which means that it should only start pumping AFTER the sea level is higher than the basin level, and when tide has turned, and the sea level is back below the basin level (sea =</w:t>
+      </w:r>
+      <w:r>
+        <w:rPr>
+          <w:rFonts w:ascii="AppleSystemUIFont" w:hAnsi="AppleSystemUIFont" w:cs="AppleSystemUIFont"/>
+          <w:kern w:val="0"/>
+          <w:sz w:val="22"/>
+          <w:szCs w:val="22"/>
+          <w:lang w:val="en-GB"/>
+        </w:rPr>
+        <w:t xml:space="preserve"> </w:t>
+      </w:r>
+      <w:r>
+        <w:rPr>
+          <w:rFonts w:ascii="AppleSystemUIFont" w:hAnsi="AppleSystemUIFont" w:cs="AppleSystemUIFont"/>
+          <w:kern w:val="0"/>
+          <w:sz w:val="22"/>
+          <w:szCs w:val="22"/>
+          <w:lang w:val="en-GB"/>
+        </w:rPr>
+        <w:t>0.4, basin = 0.5), than you would want to have pumped the least possible in the time the sea level was higher, and therefore the basin should be filled fully until then. How the pumping is distributed in between — i.e. when it is high tide — does not really matter.</w:t>
       </w:r>
       <w:r>
         <w:rPr>
@@ -125,48 +107,27 @@
           <w:szCs w:val="22"/>
           <w:lang w:val="en-GB"/>
         </w:rPr>
-        <w:t xml:space="preserve">Now, I have asked a chatbot about this example, and it has given answers in .md format. I want you to check them, this is the </w:t>
-      </w:r>
-      <w:r>
-        <w:rPr>
-          <w:rFonts w:ascii="AppleSystemUIFont" w:hAnsi="AppleSystemUIFont" w:cs="AppleSystemUIFont"/>
-          <w:kern w:val="0"/>
-          <w:sz w:val="22"/>
-          <w:szCs w:val="22"/>
-          <w:lang w:val="en-GB"/>
-        </w:rPr>
-        <w:t>answer sheet</w:t>
-      </w:r>
-      <w:r>
-        <w:rPr>
-          <w:rFonts w:ascii="AppleSystemUIFont" w:hAnsi="AppleSystemUIFont" w:cs="AppleSystemUIFont"/>
-          <w:kern w:val="0"/>
-          <w:sz w:val="22"/>
-          <w:szCs w:val="22"/>
-          <w:lang w:val="en-GB"/>
-        </w:rPr>
-        <w:t xml:space="preserve">. </w:t>
-      </w:r>
-      <w:r>
-        <w:rPr>
-          <w:rFonts w:ascii="MS Gothic" w:eastAsia="MS Gothic" w:hAnsi="MS Gothic" w:cs="MS Gothic" w:hint="eastAsia"/>
-          <w:kern w:val="0"/>
-          <w:sz w:val="22"/>
-          <w:szCs w:val="22"/>
-          <w:lang w:val="en-GB"/>
-        </w:rPr>
-        <w:t> -</w:t>
-      </w:r>
-      <w:r>
-        <w:rPr>
-          <w:rFonts w:ascii="AppleSystemUIFont" w:hAnsi="AppleSystemUIFont" w:cs="AppleSystemUIFont"/>
-          <w:kern w:val="0"/>
-          <w:sz w:val="22"/>
-          <w:szCs w:val="22"/>
-          <w:lang w:val="en-GB"/>
-        </w:rPr>
-        <w:t xml:space="preserve">First the layout of the answers; every time a line begins with ‘user:’, a question is asked. Except from the first time, this is just the initialisation. Then, it </w:t>
+        <w:t>Now, I have asked a chatbot about this example, and it has given answers in .md format. I want you to check them, this is the answer sheet.</w:t>
+      </w:r>
+      <w:r>
+        <w:rPr>
+          <w:rFonts w:ascii="MS Gothic" w:eastAsia="MS Gothic" w:hAnsi="MS Gothic" w:cs="MS Gothic"/>
+          <w:kern w:val="0"/>
+          <w:sz w:val="22"/>
+          <w:szCs w:val="22"/>
+          <w:lang w:val="en-GB"/>
+        </w:rPr>
+        <w:t xml:space="preserve"> F</w:t>
+      </w:r>
+      <w:r>
+        <w:rPr>
+          <w:rFonts w:ascii="AppleSystemUIFont" w:hAnsi="AppleSystemUIFont" w:cs="AppleSystemUIFont"/>
+          <w:kern w:val="0"/>
+          <w:sz w:val="22"/>
+          <w:szCs w:val="22"/>
+          <w:lang w:val="en-GB"/>
+        </w:rPr>
+        <w:t xml:space="preserve">irst the layout of the answers; every time a line begins with ‘user:’, a question is asked. Except from the first time, this is just the initialisation. Then, it </w:t>
       </w:r>
       <w:r>
         <w:rPr>
@@ -406,182 +367,193 @@
     </w:p>
     <w:p>
       <w:pPr>
-        <w:autoSpaceDE w:val="0"/>
-        <w:autoSpaceDN w:val="0"/>
-        <w:adjustRightInd w:val="0"/>
-        <w:spacing w:after="0" w:line="240" w:lineRule="auto"/>
-        <w:rPr>
-          <w:rFonts w:ascii="AppleSystemUIFont" w:hAnsi="AppleSystemUIFont" w:cs="AppleSystemUIFont"/>
-          <w:kern w:val="0"/>
-          <w:sz w:val="22"/>
-          <w:szCs w:val="22"/>
-          <w:lang w:val="en-GB"/>
-        </w:rPr>
-      </w:pPr>
-      <w:r>
-        <w:rPr>
-          <w:rFonts w:ascii="AppleSystemUIFont" w:hAnsi="AppleSystemUIFont" w:cs="AppleSystemUIFont"/>
-          <w:kern w:val="0"/>
-          <w:sz w:val="22"/>
-          <w:szCs w:val="22"/>
-          <w:lang w:val="en-GB"/>
-        </w:rPr>
-        <w:t>T</w:t>
-      </w:r>
-      <w:r>
-        <w:rPr>
-          <w:rFonts w:ascii="AppleSystemUIFont" w:hAnsi="AppleSystemUIFont" w:cs="AppleSystemUIFont"/>
-          <w:kern w:val="0"/>
-          <w:sz w:val="22"/>
-          <w:szCs w:val="22"/>
-          <w:lang w:val="en-GB"/>
-        </w:rPr>
-        <w:t xml:space="preserve">hese are the </w:t>
-      </w:r>
-      <w:r>
-        <w:rPr>
-          <w:rFonts w:ascii="AppleSystemUIFont" w:hAnsi="AppleSystemUIFont" w:cs="AppleSystemUIFont"/>
-          <w:kern w:val="0"/>
-          <w:sz w:val="22"/>
-          <w:szCs w:val="22"/>
-          <w:lang w:val="en-GB"/>
-        </w:rPr>
-        <w:t xml:space="preserve">correct </w:t>
-      </w:r>
-      <w:r>
-        <w:rPr>
-          <w:rFonts w:ascii="AppleSystemUIFont" w:hAnsi="AppleSystemUIFont" w:cs="AppleSystemUIFont"/>
-          <w:kern w:val="0"/>
-          <w:sz w:val="22"/>
-          <w:szCs w:val="22"/>
-          <w:lang w:val="en-GB"/>
-        </w:rPr>
-        <w:t xml:space="preserve">answers: </w:t>
-      </w:r>
-    </w:p>
-    <w:p>
-      <w:pPr>
-        <w:autoSpaceDE w:val="0"/>
-        <w:autoSpaceDN w:val="0"/>
-        <w:adjustRightInd w:val="0"/>
-        <w:spacing w:after="0" w:line="240" w:lineRule="auto"/>
-        <w:rPr>
-          <w:rFonts w:ascii="AppleSystemUIFont" w:hAnsi="AppleSystemUIFont" w:cs="AppleSystemUIFont"/>
-          <w:kern w:val="0"/>
-          <w:sz w:val="22"/>
-          <w:szCs w:val="22"/>
-          <w:lang w:val="en-GB"/>
-        </w:rPr>
-      </w:pPr>
-      <w:r>
-        <w:rPr>
-          <w:rFonts w:ascii="AppleSystemUIFont" w:hAnsi="AppleSystemUIFont" w:cs="AppleSystemUIFont"/>
-          <w:kern w:val="0"/>
-          <w:sz w:val="22"/>
-          <w:szCs w:val="22"/>
-          <w:lang w:val="en-GB"/>
-        </w:rPr>
-        <w:t>1. Only correct answer is 0.5m</w:t>
-      </w:r>
-    </w:p>
-    <w:p>
-      <w:pPr>
-        <w:autoSpaceDE w:val="0"/>
-        <w:autoSpaceDN w:val="0"/>
-        <w:adjustRightInd w:val="0"/>
-        <w:spacing w:after="0" w:line="240" w:lineRule="auto"/>
-        <w:rPr>
-          <w:rFonts w:ascii="AppleSystemUIFont" w:hAnsi="AppleSystemUIFont" w:cs="AppleSystemUIFont"/>
-          <w:kern w:val="0"/>
-          <w:sz w:val="22"/>
-          <w:szCs w:val="22"/>
-          <w:lang w:val="en-GB"/>
-        </w:rPr>
-      </w:pPr>
-      <w:r>
-        <w:rPr>
-          <w:rFonts w:ascii="AppleSystemUIFont" w:hAnsi="AppleSystemUIFont" w:cs="AppleSystemUIFont"/>
-          <w:kern w:val="0"/>
-          <w:sz w:val="22"/>
-          <w:szCs w:val="22"/>
-          <w:lang w:val="en-GB"/>
-        </w:rPr>
-        <w:t>2. Correct answers should involve mentioning that the orifice is free, while the pump costs money</w:t>
-      </w:r>
-    </w:p>
-    <w:p>
-      <w:pPr>
-        <w:autoSpaceDE w:val="0"/>
-        <w:autoSpaceDN w:val="0"/>
-        <w:adjustRightInd w:val="0"/>
-        <w:spacing w:after="0" w:line="240" w:lineRule="auto"/>
-        <w:rPr>
-          <w:rFonts w:ascii="AppleSystemUIFont" w:hAnsi="AppleSystemUIFont" w:cs="AppleSystemUIFont"/>
-          <w:kern w:val="0"/>
-          <w:sz w:val="22"/>
-          <w:szCs w:val="22"/>
-          <w:lang w:val="en-GB"/>
-        </w:rPr>
-      </w:pPr>
-      <w:r>
-        <w:rPr>
-          <w:rFonts w:ascii="AppleSystemUIFont" w:hAnsi="AppleSystemUIFont" w:cs="AppleSystemUIFont"/>
-          <w:kern w:val="0"/>
-          <w:sz w:val="22"/>
-          <w:szCs w:val="22"/>
-          <w:lang w:val="en-GB"/>
-        </w:rPr>
-        <w:t>3. Correct answer must include 121527 or 121528</w:t>
-      </w:r>
-    </w:p>
-    <w:p>
-      <w:pPr>
-        <w:autoSpaceDE w:val="0"/>
-        <w:autoSpaceDN w:val="0"/>
-        <w:adjustRightInd w:val="0"/>
-        <w:spacing w:after="0" w:line="240" w:lineRule="auto"/>
-        <w:rPr>
-          <w:rFonts w:ascii="AppleSystemUIFont" w:hAnsi="AppleSystemUIFont" w:cs="AppleSystemUIFont"/>
-          <w:kern w:val="0"/>
-          <w:sz w:val="22"/>
-          <w:szCs w:val="22"/>
-          <w:lang w:val="en-GB"/>
-        </w:rPr>
-      </w:pPr>
-      <w:r>
-        <w:rPr>
-          <w:rFonts w:ascii="AppleSystemUIFont" w:hAnsi="AppleSystemUIFont" w:cs="AppleSystemUIFont"/>
-          <w:kern w:val="0"/>
-          <w:sz w:val="22"/>
-          <w:szCs w:val="22"/>
-          <w:lang w:val="en-GB"/>
-        </w:rPr>
-        <w:t>4. The sum of all amounts pumped at every hour must be between 33.7 and 33.8</w:t>
-      </w:r>
-    </w:p>
-    <w:p>
-      <w:pPr>
-        <w:autoSpaceDE w:val="0"/>
-        <w:autoSpaceDN w:val="0"/>
-        <w:adjustRightInd w:val="0"/>
-        <w:spacing w:after="0" w:line="240" w:lineRule="auto"/>
-        <w:rPr>
-          <w:rFonts w:ascii="AppleSystemUIFont" w:hAnsi="AppleSystemUIFont" w:cs="AppleSystemUIFont"/>
-          <w:kern w:val="0"/>
-          <w:sz w:val="22"/>
-          <w:szCs w:val="22"/>
-          <w:lang w:val="en-GB"/>
-        </w:rPr>
-      </w:pPr>
-      <w:r>
-        <w:rPr>
-          <w:rFonts w:ascii="AppleSystemUIFont" w:hAnsi="AppleSystemUIFont" w:cs="AppleSystemUIFont"/>
-          <w:kern w:val="0"/>
-          <w:sz w:val="22"/>
-          <w:szCs w:val="22"/>
-          <w:lang w:val="en-GB"/>
-        </w:rPr>
-        <w:t>5. Answer should be yes, (it does not need to know the right cutoff point, but it is when the starting level is &lt;2.03). The reasoning behind this that the inflow is 5 m^3/s, and because the basin is 1e6m^3 big, this means that if water is not pumped, every hour the basin fills by 5*3600/1000000</w:t>
+        <w:rPr>
+          <w:rFonts w:ascii="AppleSystemUIFont" w:hAnsi="AppleSystemUIFont" w:cs="AppleSystemUIFont"/>
+          <w:kern w:val="0"/>
+          <w:sz w:val="22"/>
+          <w:szCs w:val="22"/>
+          <w:lang w:val="en-GB"/>
+        </w:rPr>
+      </w:pPr>
+      <w:r>
+        <w:rPr>
+          <w:rFonts w:ascii="AppleSystemUIFont" w:hAnsi="AppleSystemUIFont" w:cs="AppleSystemUIFont"/>
+          <w:kern w:val="0"/>
+          <w:sz w:val="22"/>
+          <w:szCs w:val="22"/>
+          <w:lang w:val="en-GB"/>
+        </w:rPr>
+        <w:t>For the files below, g</w:t>
+      </w:r>
+      <w:r>
+        <w:rPr>
+          <w:rFonts w:ascii="AppleSystemUIFont" w:hAnsi="AppleSystemUIFont" w:cs="AppleSystemUIFont"/>
+          <w:kern w:val="0"/>
+          <w:sz w:val="22"/>
+          <w:szCs w:val="22"/>
+          <w:lang w:val="en-GB"/>
+        </w:rPr>
+        <w:t xml:space="preserve">ive each question </w:t>
+      </w:r>
+      <w:r>
+        <w:rPr>
+          <w:rFonts w:ascii="AppleSystemUIFont" w:hAnsi="AppleSystemUIFont" w:cs="AppleSystemUIFont"/>
+          <w:kern w:val="0"/>
+          <w:sz w:val="22"/>
+          <w:szCs w:val="22"/>
+          <w:lang w:val="en-GB"/>
+        </w:rPr>
+        <w:t>two</w:t>
+      </w:r>
+      <w:r>
+        <w:rPr>
+          <w:rFonts w:ascii="AppleSystemUIFont" w:hAnsi="AppleSystemUIFont" w:cs="AppleSystemUIFont"/>
+          <w:kern w:val="0"/>
+          <w:sz w:val="22"/>
+          <w:szCs w:val="22"/>
+          <w:lang w:val="en-GB"/>
+        </w:rPr>
+        <w:t xml:space="preserve"> grade</w:t>
+      </w:r>
+      <w:r>
+        <w:rPr>
+          <w:rFonts w:ascii="AppleSystemUIFont" w:hAnsi="AppleSystemUIFont" w:cs="AppleSystemUIFont"/>
+          <w:kern w:val="0"/>
+          <w:sz w:val="22"/>
+          <w:szCs w:val="22"/>
+          <w:lang w:val="en-GB"/>
+        </w:rPr>
+        <w:t xml:space="preserve">s </w:t>
+      </w:r>
+      <w:r>
+        <w:rPr>
+          <w:rFonts w:ascii="AppleSystemUIFont" w:hAnsi="AppleSystemUIFont" w:cs="AppleSystemUIFont"/>
+          <w:kern w:val="0"/>
+          <w:sz w:val="22"/>
+          <w:szCs w:val="22"/>
+          <w:lang w:val="en-GB"/>
+        </w:rPr>
+        <w:t>1-3</w:t>
+      </w:r>
+      <w:r>
+        <w:rPr>
+          <w:rFonts w:ascii="AppleSystemUIFont" w:hAnsi="AppleSystemUIFont" w:cs="AppleSystemUIFont"/>
+          <w:kern w:val="0"/>
+          <w:sz w:val="22"/>
+          <w:szCs w:val="22"/>
+          <w:lang w:val="en-GB"/>
+        </w:rPr>
+        <w:t>. One grade</w:t>
+      </w:r>
+      <w:r>
+        <w:rPr>
+          <w:rFonts w:ascii="AppleSystemUIFont" w:hAnsi="AppleSystemUIFont" w:cs="AppleSystemUIFont"/>
+          <w:kern w:val="0"/>
+          <w:sz w:val="22"/>
+          <w:szCs w:val="22"/>
+          <w:lang w:val="en-GB"/>
+        </w:rPr>
+        <w:t xml:space="preserve"> for their quantitative correctness </w:t>
+      </w:r>
+      <w:r>
+        <w:rPr>
+          <w:rFonts w:ascii="AppleSystemUIFont" w:hAnsi="AppleSystemUIFont" w:cs="AppleSystemUIFont"/>
+          <w:kern w:val="0"/>
+          <w:sz w:val="22"/>
+          <w:szCs w:val="22"/>
+          <w:lang w:val="en-GB"/>
+        </w:rPr>
+        <w:t xml:space="preserve">according to the rubric below. </w:t>
+      </w:r>
+      <w:r>
+        <w:rPr>
+          <w:rFonts w:ascii="AppleSystemUIFont" w:hAnsi="AppleSystemUIFont" w:cs="AppleSystemUIFont"/>
+          <w:kern w:val="0"/>
+          <w:sz w:val="22"/>
+          <w:szCs w:val="22"/>
+          <w:lang w:val="en-GB"/>
+        </w:rPr>
+        <w:t>An</w:t>
+      </w:r>
+      <w:r>
+        <w:rPr>
+          <w:rFonts w:ascii="AppleSystemUIFont" w:hAnsi="AppleSystemUIFont" w:cs="AppleSystemUIFont"/>
+          <w:kern w:val="0"/>
+          <w:sz w:val="22"/>
+          <w:szCs w:val="22"/>
+          <w:lang w:val="en-GB"/>
+        </w:rPr>
+        <w:t>d</w:t>
+      </w:r>
+      <w:r>
+        <w:rPr>
+          <w:rFonts w:ascii="AppleSystemUIFont" w:hAnsi="AppleSystemUIFont" w:cs="AppleSystemUIFont"/>
+          <w:kern w:val="0"/>
+          <w:sz w:val="22"/>
+          <w:szCs w:val="22"/>
+          <w:lang w:val="en-GB"/>
+        </w:rPr>
+        <w:t xml:space="preserve"> one</w:t>
+      </w:r>
+      <w:r>
+        <w:rPr>
+          <w:rFonts w:ascii="AppleSystemUIFont" w:hAnsi="AppleSystemUIFont" w:cs="AppleSystemUIFont"/>
+          <w:kern w:val="0"/>
+          <w:sz w:val="22"/>
+          <w:szCs w:val="22"/>
+          <w:lang w:val="en-GB"/>
+        </w:rPr>
+        <w:t xml:space="preserve"> grade for</w:t>
+      </w:r>
+      <w:r>
+        <w:rPr>
+          <w:rFonts w:ascii="AppleSystemUIFont" w:hAnsi="AppleSystemUIFont" w:cs="AppleSystemUIFont"/>
+          <w:kern w:val="0"/>
+          <w:sz w:val="22"/>
+          <w:szCs w:val="22"/>
+          <w:lang w:val="en-GB"/>
+        </w:rPr>
+        <w:t xml:space="preserve"> their qualitative correctness</w:t>
+      </w:r>
+      <w:r>
+        <w:rPr>
+          <w:rFonts w:ascii="AppleSystemUIFont" w:hAnsi="AppleSystemUIFont" w:cs="AppleSystemUIFont"/>
+          <w:kern w:val="0"/>
+          <w:sz w:val="22"/>
+          <w:szCs w:val="22"/>
+          <w:lang w:val="en-GB"/>
+        </w:rPr>
+        <w:t xml:space="preserve">, i.e.  </w:t>
+      </w:r>
+      <w:r>
+        <w:rPr>
+          <w:rFonts w:ascii="AppleSystemUIFont" w:hAnsi="AppleSystemUIFont" w:cs="AppleSystemUIFont"/>
+          <w:kern w:val="0"/>
+          <w:sz w:val="22"/>
+          <w:szCs w:val="22"/>
+          <w:lang w:val="en-GB"/>
+        </w:rPr>
+        <w:t>how good their understanding of the problem</w:t>
+      </w:r>
+      <w:r>
+        <w:rPr>
+          <w:rFonts w:ascii="AppleSystemUIFont" w:hAnsi="AppleSystemUIFont" w:cs="AppleSystemUIFont"/>
+          <w:kern w:val="0"/>
+          <w:sz w:val="22"/>
+          <w:szCs w:val="22"/>
+          <w:lang w:val="en-GB"/>
+        </w:rPr>
+        <w:t xml:space="preserve"> is</w:t>
+      </w:r>
+      <w:r>
+        <w:rPr>
+          <w:rFonts w:ascii="AppleSystemUIFont" w:hAnsi="AppleSystemUIFont" w:cs="AppleSystemUIFont"/>
+          <w:kern w:val="0"/>
+          <w:sz w:val="22"/>
+          <w:szCs w:val="22"/>
+          <w:lang w:val="en-GB"/>
+        </w:rPr>
+        <w:t>.</w:t>
       </w:r>
       <w:r>
         <w:rPr>
@@ -601,27 +573,252 @@
           <w:szCs w:val="22"/>
           <w:lang w:val="en-GB"/>
         </w:rPr>
-        <w:t xml:space="preserve">= 0,018meter, therefore, on a 21-hour </w:t>
-      </w:r>
-      <w:r>
-        <w:rPr>
-          <w:rFonts w:ascii="AppleSystemUIFont" w:hAnsi="AppleSystemUIFont" w:cs="AppleSystemUIFont"/>
-          <w:kern w:val="0"/>
-          <w:sz w:val="22"/>
-          <w:szCs w:val="22"/>
-          <w:lang w:val="en-GB"/>
-        </w:rPr>
-        <w:t>horizon</w:t>
-      </w:r>
-      <w:r>
-        <w:rPr>
-          <w:rFonts w:ascii="AppleSystemUIFont" w:hAnsi="AppleSystemUIFont" w:cs="AppleSystemUIFont"/>
-          <w:kern w:val="0"/>
-          <w:sz w:val="22"/>
-          <w:szCs w:val="22"/>
-          <w:lang w:val="en-GB"/>
-        </w:rPr>
-        <w:t>, the water can only rise by 0,018*21</w:t>
+        <w:t>Then, write grades.csv in which you record all grades for every session, also recording your explanation to the scores.</w:t>
+      </w:r>
+    </w:p>
+    <w:p>
+      <w:pPr>
+        <w:autoSpaceDE w:val="0"/>
+        <w:autoSpaceDN w:val="0"/>
+        <w:adjustRightInd w:val="0"/>
+        <w:spacing w:after="0" w:line="240" w:lineRule="auto"/>
+        <w:rPr>
+          <w:rFonts w:ascii="AppleSystemUIFont" w:hAnsi="AppleSystemUIFont" w:cs="AppleSystemUIFont"/>
+          <w:kern w:val="0"/>
+          <w:sz w:val="22"/>
+          <w:szCs w:val="22"/>
+          <w:lang w:val="en-GB"/>
+        </w:rPr>
+      </w:pPr>
+      <w:r>
+        <w:rPr>
+          <w:rFonts w:ascii="AppleSystemUIFont" w:hAnsi="AppleSystemUIFont" w:cs="AppleSystemUIFont"/>
+          <w:kern w:val="0"/>
+          <w:sz w:val="22"/>
+          <w:szCs w:val="22"/>
+          <w:lang w:val="en-GB"/>
+        </w:rPr>
+        <w:t>Quantitative</w:t>
+      </w:r>
+      <w:r>
+        <w:rPr>
+          <w:rFonts w:ascii="AppleSystemUIFont" w:hAnsi="AppleSystemUIFont" w:cs="AppleSystemUIFont"/>
+          <w:kern w:val="0"/>
+          <w:sz w:val="22"/>
+          <w:szCs w:val="22"/>
+          <w:lang w:val="en-GB"/>
+        </w:rPr>
+        <w:t xml:space="preserve"> rubric</w:t>
+      </w:r>
+      <w:r>
+        <w:rPr>
+          <w:rFonts w:ascii="AppleSystemUIFont" w:hAnsi="AppleSystemUIFont" w:cs="AppleSystemUIFont"/>
+          <w:kern w:val="0"/>
+          <w:sz w:val="22"/>
+          <w:szCs w:val="22"/>
+          <w:lang w:val="en-GB"/>
+        </w:rPr>
+        <w:t xml:space="preserve"> (per question)</w:t>
+      </w:r>
+      <w:r>
+        <w:rPr>
+          <w:rFonts w:ascii="AppleSystemUIFont" w:hAnsi="AppleSystemUIFont" w:cs="AppleSystemUIFont"/>
+          <w:kern w:val="0"/>
+          <w:sz w:val="22"/>
+          <w:szCs w:val="22"/>
+          <w:lang w:val="en-GB"/>
+        </w:rPr>
+        <w:t>:</w:t>
+      </w:r>
+    </w:p>
+    <w:p>
+      <w:pPr>
+        <w:pStyle w:val="ListParagraph"/>
+        <w:numPr>
+          <w:ilvl w:val="0"/>
+          <w:numId w:val="1"/>
+        </w:numPr>
+        <w:autoSpaceDE w:val="0"/>
+        <w:autoSpaceDN w:val="0"/>
+        <w:adjustRightInd w:val="0"/>
+        <w:spacing w:after="0" w:line="240" w:lineRule="auto"/>
+        <w:rPr>
+          <w:rFonts w:ascii="AppleSystemUIFont" w:hAnsi="AppleSystemUIFont" w:cs="AppleSystemUIFont"/>
+          <w:kern w:val="0"/>
+          <w:sz w:val="22"/>
+          <w:szCs w:val="22"/>
+          <w:lang w:val="en-GB"/>
+        </w:rPr>
+      </w:pPr>
+      <w:r>
+        <w:rPr>
+          <w:rFonts w:ascii="AppleSystemUIFont" w:hAnsi="AppleSystemUIFont" w:cs="AppleSystemUIFont"/>
+          <w:kern w:val="0"/>
+          <w:sz w:val="22"/>
+          <w:szCs w:val="22"/>
+          <w:lang w:val="en-GB"/>
+        </w:rPr>
+        <w:t>What is the maximum water level the basin can hold?</w:t>
+      </w:r>
+    </w:p>
+    <w:p>
+      <w:pPr>
+        <w:pStyle w:val="ListParagraph"/>
+        <w:numPr>
+          <w:ilvl w:val="1"/>
+          <w:numId w:val="1"/>
+        </w:numPr>
+        <w:autoSpaceDE w:val="0"/>
+        <w:autoSpaceDN w:val="0"/>
+        <w:adjustRightInd w:val="0"/>
+        <w:spacing w:after="0" w:line="240" w:lineRule="auto"/>
+        <w:rPr>
+          <w:rFonts w:ascii="AppleSystemUIFont" w:hAnsi="AppleSystemUIFont" w:cs="AppleSystemUIFont"/>
+          <w:kern w:val="0"/>
+          <w:sz w:val="22"/>
+          <w:szCs w:val="22"/>
+          <w:lang w:val="en-GB"/>
+        </w:rPr>
+      </w:pPr>
+      <w:r>
+        <w:rPr>
+          <w:rFonts w:ascii="AppleSystemUIFont" w:hAnsi="AppleSystemUIFont" w:cs="AppleSystemUIFont"/>
+          <w:kern w:val="0"/>
+          <w:sz w:val="22"/>
+          <w:szCs w:val="22"/>
+          <w:lang w:val="en-GB"/>
+        </w:rPr>
+        <w:t>The answer is not 0.5 meters</w:t>
+      </w:r>
+    </w:p>
+    <w:p>
+      <w:pPr>
+        <w:pStyle w:val="ListParagraph"/>
+        <w:numPr>
+          <w:ilvl w:val="1"/>
+          <w:numId w:val="1"/>
+        </w:numPr>
+        <w:autoSpaceDE w:val="0"/>
+        <w:autoSpaceDN w:val="0"/>
+        <w:adjustRightInd w:val="0"/>
+        <w:spacing w:after="0" w:line="240" w:lineRule="auto"/>
+        <w:rPr>
+          <w:rFonts w:ascii="AppleSystemUIFont" w:hAnsi="AppleSystemUIFont" w:cs="AppleSystemUIFont"/>
+          <w:kern w:val="0"/>
+          <w:sz w:val="22"/>
+          <w:szCs w:val="22"/>
+          <w:lang w:val="en-GB"/>
+        </w:rPr>
+      </w:pPr>
+      <w:r>
+        <w:rPr>
+          <w:rFonts w:ascii="AppleSystemUIFont" w:hAnsi="AppleSystemUIFont" w:cs="AppleSystemUIFont"/>
+          <w:kern w:val="0"/>
+          <w:sz w:val="22"/>
+          <w:szCs w:val="22"/>
+          <w:lang w:val="en-GB"/>
+        </w:rPr>
+        <w:t>–</w:t>
+      </w:r>
+    </w:p>
+    <w:p>
+      <w:pPr>
+        <w:pStyle w:val="ListParagraph"/>
+        <w:numPr>
+          <w:ilvl w:val="1"/>
+          <w:numId w:val="1"/>
+        </w:numPr>
+        <w:autoSpaceDE w:val="0"/>
+        <w:autoSpaceDN w:val="0"/>
+        <w:adjustRightInd w:val="0"/>
+        <w:spacing w:after="0" w:line="240" w:lineRule="auto"/>
+        <w:rPr>
+          <w:rFonts w:ascii="AppleSystemUIFont" w:hAnsi="AppleSystemUIFont" w:cs="AppleSystemUIFont"/>
+          <w:kern w:val="0"/>
+          <w:sz w:val="22"/>
+          <w:szCs w:val="22"/>
+          <w:lang w:val="en-GB"/>
+        </w:rPr>
+      </w:pPr>
+      <w:r>
+        <w:rPr>
+          <w:rFonts w:ascii="AppleSystemUIFont" w:hAnsi="AppleSystemUIFont" w:cs="AppleSystemUIFont"/>
+          <w:kern w:val="0"/>
+          <w:sz w:val="22"/>
+          <w:szCs w:val="22"/>
+          <w:lang w:val="en-GB"/>
+        </w:rPr>
+        <w:t>The answer is 0.5 meters</w:t>
+      </w:r>
+    </w:p>
+    <w:p>
+      <w:pPr>
+        <w:pStyle w:val="ListParagraph"/>
+        <w:numPr>
+          <w:ilvl w:val="0"/>
+          <w:numId w:val="1"/>
+        </w:numPr>
+        <w:autoSpaceDE w:val="0"/>
+        <w:autoSpaceDN w:val="0"/>
+        <w:adjustRightInd w:val="0"/>
+        <w:spacing w:after="0" w:line="240" w:lineRule="auto"/>
+        <w:rPr>
+          <w:rFonts w:ascii="AppleSystemUIFont" w:hAnsi="AppleSystemUIFont" w:cs="AppleSystemUIFont"/>
+          <w:kern w:val="0"/>
+          <w:sz w:val="22"/>
+          <w:szCs w:val="22"/>
+          <w:lang w:val="en-GB"/>
+        </w:rPr>
+      </w:pPr>
+      <w:r>
+        <w:rPr>
+          <w:rFonts w:ascii="AppleSystemUIFont" w:hAnsi="AppleSystemUIFont" w:cs="AppleSystemUIFont"/>
+          <w:kern w:val="0"/>
+          <w:sz w:val="22"/>
+          <w:szCs w:val="22"/>
+          <w:lang w:val="en-GB"/>
+        </w:rPr>
+        <w:t>Why is the orifice used in preference to the pump when both are physically possible?</w:t>
+      </w:r>
+    </w:p>
+    <w:p>
+      <w:pPr>
+        <w:pStyle w:val="ListParagraph"/>
+        <w:numPr>
+          <w:ilvl w:val="1"/>
+          <w:numId w:val="1"/>
+        </w:numPr>
+        <w:autoSpaceDE w:val="0"/>
+        <w:autoSpaceDN w:val="0"/>
+        <w:adjustRightInd w:val="0"/>
+        <w:spacing w:after="0" w:line="240" w:lineRule="auto"/>
+        <w:rPr>
+          <w:rFonts w:ascii="AppleSystemUIFont" w:hAnsi="AppleSystemUIFont" w:cs="AppleSystemUIFont"/>
+          <w:kern w:val="0"/>
+          <w:sz w:val="22"/>
+          <w:szCs w:val="22"/>
+          <w:lang w:val="en-GB"/>
+        </w:rPr>
+      </w:pPr>
+      <w:r>
+        <w:rPr>
+          <w:rFonts w:ascii="AppleSystemUIFont" w:hAnsi="AppleSystemUIFont" w:cs="AppleSystemUIFont"/>
+          <w:kern w:val="0"/>
+          <w:sz w:val="22"/>
+          <w:szCs w:val="22"/>
+          <w:lang w:val="en-GB"/>
+        </w:rPr>
+        <w:t xml:space="preserve">The answer does not </w:t>
+      </w:r>
+      <w:r>
+        <w:rPr>
+          <w:rFonts w:ascii="AppleSystemUIFont" w:hAnsi="AppleSystemUIFont" w:cs="AppleSystemUIFont"/>
+          <w:kern w:val="0"/>
+          <w:sz w:val="22"/>
+          <w:szCs w:val="22"/>
+          <w:lang w:val="en-GB"/>
+        </w:rPr>
+        <w:t>mention</w:t>
       </w:r>
       <w:r>
         <w:rPr>
@@ -641,170 +838,807 @@
           <w:szCs w:val="22"/>
           <w:lang w:val="en-GB"/>
         </w:rPr>
-        <w:t xml:space="preserve">= 0,378meter. This is less than the basin can hold (0.5 meter). The starting level can be higher than 0,5-0,378 = 0,122 though, because the orifice can discharge for free. </w:t>
-      </w:r>
-    </w:p>
-    <w:p>
-      <w:pPr>
-        <w:autoSpaceDE w:val="0"/>
-        <w:autoSpaceDN w:val="0"/>
-        <w:adjustRightInd w:val="0"/>
-        <w:spacing w:after="0" w:line="240" w:lineRule="auto"/>
-        <w:rPr>
-          <w:rFonts w:ascii="AppleSystemUIFont" w:hAnsi="AppleSystemUIFont" w:cs="AppleSystemUIFont"/>
-          <w:kern w:val="0"/>
-          <w:sz w:val="22"/>
-          <w:szCs w:val="22"/>
-          <w:lang w:val="en-GB"/>
-        </w:rPr>
-      </w:pPr>
-      <w:r>
-        <w:rPr>
-          <w:rFonts w:ascii="AppleSystemUIFont" w:hAnsi="AppleSystemUIFont" w:cs="AppleSystemUIFont"/>
-          <w:kern w:val="0"/>
-          <w:sz w:val="22"/>
-          <w:szCs w:val="22"/>
-          <w:lang w:val="en-GB"/>
-        </w:rPr>
-        <w:t>6. This question can be answered correctly in many ways. But the correct answer should at least compare different solutions and explain why one solution is worse than the other.</w:t>
-      </w:r>
-    </w:p>
-    <w:p>
-      <w:pPr>
-        <w:autoSpaceDE w:val="0"/>
-        <w:autoSpaceDN w:val="0"/>
-        <w:adjustRightInd w:val="0"/>
-        <w:spacing w:after="0" w:line="240" w:lineRule="auto"/>
-        <w:rPr>
-          <w:rFonts w:ascii="AppleSystemUIFont" w:hAnsi="AppleSystemUIFont" w:cs="AppleSystemUIFont"/>
-          <w:kern w:val="0"/>
-          <w:sz w:val="22"/>
-          <w:szCs w:val="22"/>
-          <w:lang w:val="en-GB"/>
-        </w:rPr>
-      </w:pPr>
-      <w:r>
-        <w:rPr>
-          <w:rFonts w:ascii="AppleSystemUIFont" w:hAnsi="AppleSystemUIFont" w:cs="AppleSystemUIFont"/>
-          <w:kern w:val="0"/>
-          <w:sz w:val="22"/>
-          <w:szCs w:val="22"/>
-          <w:lang w:val="en-GB"/>
-        </w:rPr>
-        <w:t>7. The answer should be between 45% and 60%</w:t>
-      </w:r>
-    </w:p>
-    <w:p>
-      <w:pPr>
-        <w:autoSpaceDE w:val="0"/>
-        <w:autoSpaceDN w:val="0"/>
-        <w:adjustRightInd w:val="0"/>
-        <w:spacing w:after="0" w:line="240" w:lineRule="auto"/>
-        <w:rPr>
-          <w:rFonts w:ascii="AppleSystemUIFont" w:hAnsi="AppleSystemUIFont" w:cs="AppleSystemUIFont"/>
-          <w:kern w:val="0"/>
-          <w:sz w:val="22"/>
-          <w:szCs w:val="22"/>
-          <w:lang w:val="en-GB"/>
-        </w:rPr>
-      </w:pPr>
-      <w:r>
-        <w:rPr>
-          <w:rFonts w:ascii="AppleSystemUIFont" w:hAnsi="AppleSystemUIFont" w:cs="AppleSystemUIFont"/>
-          <w:kern w:val="0"/>
-          <w:sz w:val="22"/>
-          <w:szCs w:val="22"/>
-          <w:lang w:val="en-GB"/>
-        </w:rPr>
-        <w:t>8. A lot of answers are good here, as long as their total pumps more. (The perfect answer is per hour: 0.0, 0.1, 0.2, 0.6, 1.0, 5.7, 5.2, 5.2, 4.8, 4.8, 4.2, 3.8, 3.7, 3.4, 2.9, 2.4, 2.4, 0.8, 0.2, 0.0, 0.0; Which sums to 51,4. But the answer the bot gives may differ by quite a bit, which is still okay)</w:t>
-      </w:r>
-    </w:p>
-    <w:p>
-      <w:pPr>
-        <w:autoSpaceDE w:val="0"/>
-        <w:autoSpaceDN w:val="0"/>
-        <w:adjustRightInd w:val="0"/>
-        <w:spacing w:after="0" w:line="240" w:lineRule="auto"/>
-        <w:rPr>
-          <w:rFonts w:ascii="AppleSystemUIFont" w:hAnsi="AppleSystemUIFont" w:cs="AppleSystemUIFont"/>
-          <w:kern w:val="0"/>
-          <w:sz w:val="22"/>
-          <w:szCs w:val="22"/>
-          <w:lang w:val="en-GB"/>
-        </w:rPr>
-      </w:pPr>
-    </w:p>
-    <w:p>
-      <w:pPr>
-        <w:autoSpaceDE w:val="0"/>
-        <w:autoSpaceDN w:val="0"/>
-        <w:adjustRightInd w:val="0"/>
-        <w:spacing w:after="0" w:line="240" w:lineRule="auto"/>
-        <w:rPr>
-          <w:rFonts w:ascii="AppleSystemUIFont" w:hAnsi="AppleSystemUIFont" w:cs="AppleSystemUIFont"/>
-          <w:kern w:val="0"/>
-          <w:sz w:val="22"/>
-          <w:szCs w:val="22"/>
-          <w:lang w:val="en-GB"/>
-        </w:rPr>
-      </w:pPr>
-      <w:r>
-        <w:rPr>
-          <w:rFonts w:ascii="AppleSystemUIFont" w:hAnsi="AppleSystemUIFont" w:cs="AppleSystemUIFont"/>
-          <w:kern w:val="0"/>
-          <w:sz w:val="22"/>
-          <w:szCs w:val="22"/>
-          <w:lang w:val="en-GB"/>
-        </w:rPr>
-        <w:t>D</w:t>
-      </w:r>
-      <w:r>
-        <w:rPr>
-          <w:rFonts w:ascii="AppleSystemUIFont" w:hAnsi="AppleSystemUIFont" w:cs="AppleSystemUIFont"/>
-          <w:kern w:val="0"/>
-          <w:sz w:val="22"/>
-          <w:szCs w:val="22"/>
-          <w:lang w:val="en-GB"/>
-        </w:rPr>
-        <w:t>o not have to check my answers, they are true.</w:t>
-      </w:r>
-    </w:p>
-    <w:p>
-      <w:pPr>
-        <w:rPr>
-          <w:sz w:val="22"/>
-          <w:szCs w:val="22"/>
-        </w:rPr>
-      </w:pPr>
-      <w:r>
-        <w:rPr>
-          <w:rFonts w:ascii="AppleSystemUIFont" w:hAnsi="AppleSystemUIFont" w:cs="AppleSystemUIFont"/>
-          <w:kern w:val="0"/>
-          <w:sz w:val="22"/>
-          <w:szCs w:val="22"/>
-          <w:lang w:val="en-GB"/>
-        </w:rPr>
-        <w:t xml:space="preserve">Give each question a score 1-10 for their quantitative correctness, as well as their qualitative correctness (how good </w:t>
-      </w:r>
-      <w:r>
-        <w:rPr>
-          <w:rFonts w:ascii="AppleSystemUIFont" w:hAnsi="AppleSystemUIFont" w:cs="AppleSystemUIFont"/>
-          <w:kern w:val="0"/>
-          <w:sz w:val="22"/>
-          <w:szCs w:val="22"/>
-          <w:lang w:val="en-GB"/>
-        </w:rPr>
-        <w:t>their understanding of the problem</w:t>
-      </w:r>
-      <w:r>
-        <w:rPr>
-          <w:rFonts w:ascii="AppleSystemUIFont" w:hAnsi="AppleSystemUIFont" w:cs="AppleSystemUIFont"/>
-          <w:kern w:val="0"/>
-          <w:sz w:val="22"/>
-          <w:szCs w:val="22"/>
-          <w:lang w:val="en-GB"/>
-        </w:rPr>
-        <w:t xml:space="preserve"> is</w:t>
+        <w:t>that the orifice is free</w:t>
+      </w:r>
+      <w:r>
+        <w:rPr>
+          <w:rFonts w:ascii="AppleSystemUIFont" w:hAnsi="AppleSystemUIFont" w:cs="AppleSystemUIFont"/>
+          <w:kern w:val="0"/>
+          <w:sz w:val="22"/>
+          <w:szCs w:val="22"/>
+          <w:lang w:val="en-GB"/>
+        </w:rPr>
+        <w:t xml:space="preserve"> or that </w:t>
+      </w:r>
+      <w:r>
+        <w:rPr>
+          <w:rFonts w:ascii="AppleSystemUIFont" w:hAnsi="AppleSystemUIFont" w:cs="AppleSystemUIFont"/>
+          <w:kern w:val="0"/>
+          <w:sz w:val="22"/>
+          <w:szCs w:val="22"/>
+          <w:lang w:val="en-GB"/>
+        </w:rPr>
+        <w:t>the pump costs money</w:t>
+      </w:r>
+    </w:p>
+    <w:p>
+      <w:pPr>
+        <w:pStyle w:val="ListParagraph"/>
+        <w:numPr>
+          <w:ilvl w:val="1"/>
+          <w:numId w:val="1"/>
+        </w:numPr>
+        <w:autoSpaceDE w:val="0"/>
+        <w:autoSpaceDN w:val="0"/>
+        <w:adjustRightInd w:val="0"/>
+        <w:spacing w:after="0" w:line="240" w:lineRule="auto"/>
+        <w:rPr>
+          <w:rFonts w:ascii="AppleSystemUIFont" w:hAnsi="AppleSystemUIFont" w:cs="AppleSystemUIFont"/>
+          <w:kern w:val="0"/>
+          <w:sz w:val="22"/>
+          <w:szCs w:val="22"/>
+          <w:lang w:val="en-GB"/>
+        </w:rPr>
+      </w:pPr>
+      <w:r>
+        <w:rPr>
+          <w:rFonts w:ascii="AppleSystemUIFont" w:hAnsi="AppleSystemUIFont" w:cs="AppleSystemUIFont"/>
+          <w:kern w:val="0"/>
+          <w:sz w:val="22"/>
+          <w:szCs w:val="22"/>
+          <w:lang w:val="en-GB"/>
+        </w:rPr>
+        <w:t xml:space="preserve">The answer </w:t>
+      </w:r>
+      <w:r>
+        <w:rPr>
+          <w:rFonts w:ascii="AppleSystemUIFont" w:hAnsi="AppleSystemUIFont" w:cs="AppleSystemUIFont"/>
+          <w:kern w:val="0"/>
+          <w:sz w:val="22"/>
+          <w:szCs w:val="22"/>
+          <w:lang w:val="en-GB"/>
+        </w:rPr>
+        <w:t>mention</w:t>
+      </w:r>
+      <w:r>
+        <w:rPr>
+          <w:rFonts w:ascii="AppleSystemUIFont" w:hAnsi="AppleSystemUIFont" w:cs="AppleSystemUIFont"/>
+          <w:kern w:val="0"/>
+          <w:sz w:val="22"/>
+          <w:szCs w:val="22"/>
+          <w:lang w:val="en-GB"/>
+        </w:rPr>
+        <w:t xml:space="preserve">s </w:t>
+      </w:r>
+      <w:r>
+        <w:rPr>
+          <w:rFonts w:ascii="AppleSystemUIFont" w:hAnsi="AppleSystemUIFont" w:cs="AppleSystemUIFont"/>
+          <w:kern w:val="0"/>
+          <w:sz w:val="22"/>
+          <w:szCs w:val="22"/>
+          <w:lang w:val="en-GB"/>
+        </w:rPr>
+        <w:t>that the orifice is free</w:t>
+      </w:r>
+      <w:r>
+        <w:rPr>
+          <w:rFonts w:ascii="AppleSystemUIFont" w:hAnsi="AppleSystemUIFont" w:cs="AppleSystemUIFont"/>
+          <w:kern w:val="0"/>
+          <w:sz w:val="22"/>
+          <w:szCs w:val="22"/>
+          <w:lang w:val="en-GB"/>
+        </w:rPr>
+        <w:t xml:space="preserve"> or that</w:t>
+      </w:r>
+      <w:r>
+        <w:rPr>
+          <w:rFonts w:ascii="AppleSystemUIFont" w:hAnsi="AppleSystemUIFont" w:cs="AppleSystemUIFont"/>
+          <w:kern w:val="0"/>
+          <w:sz w:val="22"/>
+          <w:szCs w:val="22"/>
+          <w:lang w:val="en-GB"/>
+        </w:rPr>
+        <w:t xml:space="preserve"> the pump costs money</w:t>
+      </w:r>
+    </w:p>
+    <w:p>
+      <w:pPr>
+        <w:pStyle w:val="ListParagraph"/>
+        <w:numPr>
+          <w:ilvl w:val="1"/>
+          <w:numId w:val="1"/>
+        </w:numPr>
+        <w:autoSpaceDE w:val="0"/>
+        <w:autoSpaceDN w:val="0"/>
+        <w:adjustRightInd w:val="0"/>
+        <w:spacing w:after="0" w:line="240" w:lineRule="auto"/>
+        <w:rPr>
+          <w:rFonts w:ascii="AppleSystemUIFont" w:hAnsi="AppleSystemUIFont" w:cs="AppleSystemUIFont"/>
+          <w:kern w:val="0"/>
+          <w:sz w:val="22"/>
+          <w:szCs w:val="22"/>
+          <w:lang w:val="en-GB"/>
+        </w:rPr>
+      </w:pPr>
+      <w:r>
+        <w:rPr>
+          <w:rFonts w:ascii="AppleSystemUIFont" w:hAnsi="AppleSystemUIFont" w:cs="AppleSystemUIFont"/>
+          <w:kern w:val="0"/>
+          <w:sz w:val="22"/>
+          <w:szCs w:val="22"/>
+          <w:lang w:val="en-GB"/>
+        </w:rPr>
+        <w:t xml:space="preserve">The answer </w:t>
+      </w:r>
+      <w:r>
+        <w:rPr>
+          <w:rFonts w:ascii="AppleSystemUIFont" w:hAnsi="AppleSystemUIFont" w:cs="AppleSystemUIFont"/>
+          <w:kern w:val="0"/>
+          <w:sz w:val="22"/>
+          <w:szCs w:val="22"/>
+          <w:lang w:val="en-GB"/>
+        </w:rPr>
+        <w:t>mention</w:t>
+      </w:r>
+      <w:r>
+        <w:rPr>
+          <w:rFonts w:ascii="AppleSystemUIFont" w:hAnsi="AppleSystemUIFont" w:cs="AppleSystemUIFont"/>
+          <w:kern w:val="0"/>
+          <w:sz w:val="22"/>
+          <w:szCs w:val="22"/>
+          <w:lang w:val="en-GB"/>
+        </w:rPr>
+        <w:t xml:space="preserve">s </w:t>
+      </w:r>
+      <w:r>
+        <w:rPr>
+          <w:rFonts w:ascii="AppleSystemUIFont" w:hAnsi="AppleSystemUIFont" w:cs="AppleSystemUIFont"/>
+          <w:kern w:val="0"/>
+          <w:sz w:val="22"/>
+          <w:szCs w:val="22"/>
+          <w:lang w:val="en-GB"/>
+        </w:rPr>
+        <w:t>that the orifice is free</w:t>
+      </w:r>
+      <w:r>
+        <w:rPr>
+          <w:rFonts w:ascii="AppleSystemUIFont" w:hAnsi="AppleSystemUIFont" w:cs="AppleSystemUIFont"/>
+          <w:kern w:val="0"/>
+          <w:sz w:val="22"/>
+          <w:szCs w:val="22"/>
+          <w:lang w:val="en-GB"/>
+        </w:rPr>
+        <w:t xml:space="preserve"> and</w:t>
+      </w:r>
+      <w:r>
+        <w:rPr>
+          <w:rFonts w:ascii="AppleSystemUIFont" w:hAnsi="AppleSystemUIFont" w:cs="AppleSystemUIFont"/>
+          <w:kern w:val="0"/>
+          <w:sz w:val="22"/>
+          <w:szCs w:val="22"/>
+          <w:lang w:val="en-GB"/>
+        </w:rPr>
+        <w:t xml:space="preserve"> the pump costs money</w:t>
+      </w:r>
+    </w:p>
+    <w:p>
+      <w:pPr>
+        <w:pStyle w:val="ListParagraph"/>
+        <w:numPr>
+          <w:ilvl w:val="0"/>
+          <w:numId w:val="1"/>
+        </w:numPr>
+        <w:autoSpaceDE w:val="0"/>
+        <w:autoSpaceDN w:val="0"/>
+        <w:adjustRightInd w:val="0"/>
+        <w:spacing w:after="0" w:line="240" w:lineRule="auto"/>
+        <w:rPr>
+          <w:rFonts w:ascii="AppleSystemUIFont" w:hAnsi="AppleSystemUIFont" w:cs="AppleSystemUIFont"/>
+          <w:kern w:val="0"/>
+          <w:sz w:val="22"/>
+          <w:szCs w:val="22"/>
+          <w:lang w:val="en-GB"/>
+        </w:rPr>
+      </w:pPr>
+      <w:r>
+        <w:rPr>
+          <w:rFonts w:ascii="AppleSystemUIFont" w:hAnsi="AppleSystemUIFont" w:cs="AppleSystemUIFont"/>
+          <w:kern w:val="0"/>
+          <w:sz w:val="22"/>
+          <w:szCs w:val="22"/>
+          <w:lang w:val="en-GB"/>
+        </w:rPr>
+        <w:t>How much water is pumped in total in the optimal solution?</w:t>
+      </w:r>
+    </w:p>
+    <w:p>
+      <w:pPr>
+        <w:pStyle w:val="ListParagraph"/>
+        <w:numPr>
+          <w:ilvl w:val="1"/>
+          <w:numId w:val="1"/>
+        </w:numPr>
+        <w:autoSpaceDE w:val="0"/>
+        <w:autoSpaceDN w:val="0"/>
+        <w:adjustRightInd w:val="0"/>
+        <w:spacing w:after="0" w:line="240" w:lineRule="auto"/>
+        <w:rPr>
+          <w:rFonts w:ascii="AppleSystemUIFont" w:hAnsi="AppleSystemUIFont" w:cs="AppleSystemUIFont"/>
+          <w:kern w:val="0"/>
+          <w:sz w:val="22"/>
+          <w:szCs w:val="22"/>
+          <w:lang w:val="en-GB"/>
+        </w:rPr>
+      </w:pPr>
+      <w:r>
+        <w:rPr>
+          <w:rFonts w:ascii="AppleSystemUIFont" w:hAnsi="AppleSystemUIFont" w:cs="AppleSystemUIFont"/>
+          <w:kern w:val="0"/>
+          <w:sz w:val="22"/>
+          <w:szCs w:val="22"/>
+          <w:lang w:val="en-GB"/>
+        </w:rPr>
+        <w:t xml:space="preserve">The answer is </w:t>
+      </w:r>
+      <w:r>
+        <w:rPr>
+          <w:rFonts w:ascii="AppleSystemUIFont" w:hAnsi="AppleSystemUIFont" w:cs="AppleSystemUIFont"/>
+          <w:kern w:val="0"/>
+          <w:sz w:val="22"/>
+          <w:szCs w:val="22"/>
+          <w:lang w:val="en-GB"/>
+        </w:rPr>
+        <w:t>nowhere near</w:t>
+      </w:r>
+      <w:r>
+        <w:rPr>
+          <w:rFonts w:ascii="AppleSystemUIFont" w:hAnsi="AppleSystemUIFont" w:cs="AppleSystemUIFont"/>
+          <w:kern w:val="0"/>
+          <w:sz w:val="22"/>
+          <w:szCs w:val="22"/>
+          <w:lang w:val="en-GB"/>
+        </w:rPr>
+        <w:t xml:space="preserve"> 121527 </w:t>
+      </w:r>
+      <w:r>
+        <w:rPr>
+          <w:rFonts w:ascii="AppleSystemUIFont" w:hAnsi="AppleSystemUIFont" w:cs="AppleSystemUIFont"/>
+          <w:kern w:val="0"/>
+          <w:sz w:val="22"/>
+          <w:szCs w:val="22"/>
+          <w:lang w:val="en-GB"/>
+        </w:rPr>
+        <w:t>or</w:t>
+      </w:r>
+      <w:r>
+        <w:rPr>
+          <w:rFonts w:ascii="AppleSystemUIFont" w:hAnsi="AppleSystemUIFont" w:cs="AppleSystemUIFont"/>
+          <w:kern w:val="0"/>
+          <w:sz w:val="22"/>
+          <w:szCs w:val="22"/>
+          <w:lang w:val="en-GB"/>
+        </w:rPr>
+        <w:t xml:space="preserve"> </w:t>
+      </w:r>
+      <w:r>
+        <w:rPr>
+          <w:rFonts w:ascii="AppleSystemUIFont" w:hAnsi="AppleSystemUIFont" w:cs="AppleSystemUIFont"/>
+          <w:kern w:val="0"/>
+          <w:sz w:val="22"/>
+          <w:szCs w:val="22"/>
+          <w:lang w:val="en-GB"/>
+        </w:rPr>
+        <w:t>121528</w:t>
+      </w:r>
+    </w:p>
+    <w:p>
+      <w:pPr>
+        <w:pStyle w:val="ListParagraph"/>
+        <w:numPr>
+          <w:ilvl w:val="1"/>
+          <w:numId w:val="1"/>
+        </w:numPr>
+        <w:autoSpaceDE w:val="0"/>
+        <w:autoSpaceDN w:val="0"/>
+        <w:adjustRightInd w:val="0"/>
+        <w:spacing w:after="0" w:line="240" w:lineRule="auto"/>
+        <w:rPr>
+          <w:rFonts w:ascii="AppleSystemUIFont" w:hAnsi="AppleSystemUIFont" w:cs="AppleSystemUIFont"/>
+          <w:kern w:val="0"/>
+          <w:sz w:val="22"/>
+          <w:szCs w:val="22"/>
+          <w:lang w:val="en-GB"/>
+        </w:rPr>
+      </w:pPr>
+      <w:r>
+        <w:rPr>
+          <w:rFonts w:ascii="AppleSystemUIFont" w:hAnsi="AppleSystemUIFont" w:cs="AppleSystemUIFont"/>
+          <w:kern w:val="0"/>
+          <w:sz w:val="22"/>
+          <w:szCs w:val="22"/>
+          <w:lang w:val="en-GB"/>
+        </w:rPr>
+        <w:t>The answer is close to 121527 or 121528</w:t>
+      </w:r>
+    </w:p>
+    <w:p>
+      <w:pPr>
+        <w:pStyle w:val="ListParagraph"/>
+        <w:numPr>
+          <w:ilvl w:val="1"/>
+          <w:numId w:val="1"/>
+        </w:numPr>
+        <w:autoSpaceDE w:val="0"/>
+        <w:autoSpaceDN w:val="0"/>
+        <w:adjustRightInd w:val="0"/>
+        <w:spacing w:after="0" w:line="240" w:lineRule="auto"/>
+        <w:rPr>
+          <w:rFonts w:ascii="AppleSystemUIFont" w:hAnsi="AppleSystemUIFont" w:cs="AppleSystemUIFont"/>
+          <w:kern w:val="0"/>
+          <w:sz w:val="22"/>
+          <w:szCs w:val="22"/>
+          <w:lang w:val="en-GB"/>
+        </w:rPr>
+      </w:pPr>
+      <w:r>
+        <w:rPr>
+          <w:rFonts w:ascii="AppleSystemUIFont" w:hAnsi="AppleSystemUIFont" w:cs="AppleSystemUIFont"/>
+          <w:kern w:val="0"/>
+          <w:sz w:val="22"/>
+          <w:szCs w:val="22"/>
+          <w:lang w:val="en-GB"/>
+        </w:rPr>
+        <w:t>The</w:t>
+      </w:r>
+      <w:r>
+        <w:rPr>
+          <w:rFonts w:ascii="AppleSystemUIFont" w:hAnsi="AppleSystemUIFont" w:cs="AppleSystemUIFont"/>
+          <w:kern w:val="0"/>
+          <w:sz w:val="22"/>
+          <w:szCs w:val="22"/>
+          <w:lang w:val="en-GB"/>
+        </w:rPr>
+        <w:t xml:space="preserve"> answer </w:t>
+      </w:r>
+      <w:r>
+        <w:rPr>
+          <w:rFonts w:ascii="AppleSystemUIFont" w:hAnsi="AppleSystemUIFont" w:cs="AppleSystemUIFont"/>
+          <w:kern w:val="0"/>
+          <w:sz w:val="22"/>
+          <w:szCs w:val="22"/>
+          <w:lang w:val="en-GB"/>
+        </w:rPr>
+        <w:t xml:space="preserve">is </w:t>
+      </w:r>
+      <w:r>
+        <w:rPr>
+          <w:rFonts w:ascii="AppleSystemUIFont" w:hAnsi="AppleSystemUIFont" w:cs="AppleSystemUIFont"/>
+          <w:kern w:val="0"/>
+          <w:sz w:val="22"/>
+          <w:szCs w:val="22"/>
+          <w:lang w:val="en-GB"/>
+        </w:rPr>
+        <w:t xml:space="preserve">between </w:t>
+      </w:r>
+      <w:r>
+        <w:rPr>
+          <w:rFonts w:ascii="AppleSystemUIFont" w:hAnsi="AppleSystemUIFont" w:cs="AppleSystemUIFont"/>
+          <w:kern w:val="0"/>
+          <w:sz w:val="22"/>
+          <w:szCs w:val="22"/>
+          <w:lang w:val="en-GB"/>
+        </w:rPr>
+        <w:t xml:space="preserve">121527 </w:t>
+      </w:r>
+      <w:r>
+        <w:rPr>
+          <w:rFonts w:ascii="AppleSystemUIFont" w:hAnsi="AppleSystemUIFont" w:cs="AppleSystemUIFont"/>
+          <w:kern w:val="0"/>
+          <w:sz w:val="22"/>
+          <w:szCs w:val="22"/>
+          <w:lang w:val="en-GB"/>
+        </w:rPr>
+        <w:t>and</w:t>
+      </w:r>
+      <w:r>
+        <w:rPr>
+          <w:rFonts w:ascii="AppleSystemUIFont" w:hAnsi="AppleSystemUIFont" w:cs="AppleSystemUIFont"/>
+          <w:kern w:val="0"/>
+          <w:sz w:val="22"/>
+          <w:szCs w:val="22"/>
+          <w:lang w:val="en-GB"/>
+        </w:rPr>
+        <w:t xml:space="preserve"> 121528</w:t>
+      </w:r>
+    </w:p>
+    <w:p>
+      <w:pPr>
+        <w:pStyle w:val="ListParagraph"/>
+        <w:numPr>
+          <w:ilvl w:val="0"/>
+          <w:numId w:val="1"/>
+        </w:numPr>
+        <w:autoSpaceDE w:val="0"/>
+        <w:autoSpaceDN w:val="0"/>
+        <w:adjustRightInd w:val="0"/>
+        <w:spacing w:after="0" w:line="240" w:lineRule="auto"/>
+        <w:rPr>
+          <w:rFonts w:ascii="AppleSystemUIFont" w:hAnsi="AppleSystemUIFont" w:cs="AppleSystemUIFont"/>
+          <w:kern w:val="0"/>
+          <w:sz w:val="22"/>
+          <w:szCs w:val="22"/>
+          <w:lang w:val="en-GB"/>
+        </w:rPr>
+      </w:pPr>
+      <w:r>
+        <w:rPr>
+          <w:rFonts w:ascii="AppleSystemUIFont" w:hAnsi="AppleSystemUIFont" w:cs="AppleSystemUIFont"/>
+          <w:kern w:val="0"/>
+          <w:sz w:val="22"/>
+          <w:szCs w:val="22"/>
+          <w:lang w:val="en-GB"/>
+        </w:rPr>
+        <w:t>List the hours when the pump runs and the flow at each hour.</w:t>
+      </w:r>
+    </w:p>
+    <w:p>
+      <w:pPr>
+        <w:pStyle w:val="ListParagraph"/>
+        <w:numPr>
+          <w:ilvl w:val="1"/>
+          <w:numId w:val="1"/>
+        </w:numPr>
+        <w:autoSpaceDE w:val="0"/>
+        <w:autoSpaceDN w:val="0"/>
+        <w:adjustRightInd w:val="0"/>
+        <w:spacing w:after="0" w:line="240" w:lineRule="auto"/>
+        <w:rPr>
+          <w:rFonts w:ascii="AppleSystemUIFont" w:hAnsi="AppleSystemUIFont" w:cs="AppleSystemUIFont"/>
+          <w:kern w:val="0"/>
+          <w:sz w:val="22"/>
+          <w:szCs w:val="22"/>
+          <w:lang w:val="en-GB"/>
+        </w:rPr>
+      </w:pPr>
+      <w:r>
+        <w:rPr>
+          <w:rFonts w:ascii="AppleSystemUIFont" w:hAnsi="AppleSystemUIFont" w:cs="AppleSystemUIFont"/>
+          <w:kern w:val="0"/>
+          <w:sz w:val="22"/>
+          <w:szCs w:val="22"/>
+          <w:lang w:val="en-GB"/>
+        </w:rPr>
+        <w:t xml:space="preserve">The sum of all amounts pumped at every hour </w:t>
+      </w:r>
+      <w:r>
+        <w:rPr>
+          <w:rFonts w:ascii="AppleSystemUIFont" w:hAnsi="AppleSystemUIFont" w:cs="AppleSystemUIFont"/>
+          <w:kern w:val="0"/>
+          <w:sz w:val="22"/>
+          <w:szCs w:val="22"/>
+          <w:lang w:val="en-GB"/>
+        </w:rPr>
+        <w:t>is</w:t>
+      </w:r>
+      <w:r>
+        <w:rPr>
+          <w:rFonts w:ascii="AppleSystemUIFont" w:hAnsi="AppleSystemUIFont" w:cs="AppleSystemUIFont"/>
+          <w:kern w:val="0"/>
+          <w:sz w:val="22"/>
+          <w:szCs w:val="22"/>
+          <w:lang w:val="en-GB"/>
+        </w:rPr>
+        <w:t xml:space="preserve"> </w:t>
+      </w:r>
+      <w:r>
+        <w:rPr>
+          <w:rFonts w:ascii="AppleSystemUIFont" w:hAnsi="AppleSystemUIFont" w:cs="AppleSystemUIFont"/>
+          <w:kern w:val="0"/>
+          <w:sz w:val="22"/>
+          <w:szCs w:val="22"/>
+          <w:lang w:val="en-GB"/>
+        </w:rPr>
+        <w:t xml:space="preserve">not </w:t>
+      </w:r>
+      <w:r>
+        <w:rPr>
+          <w:rFonts w:ascii="AppleSystemUIFont" w:hAnsi="AppleSystemUIFont" w:cs="AppleSystemUIFont"/>
+          <w:kern w:val="0"/>
+          <w:sz w:val="22"/>
+          <w:szCs w:val="22"/>
+          <w:lang w:val="en-GB"/>
+        </w:rPr>
+        <w:t>between 33.7 and 33.8</w:t>
+      </w:r>
+    </w:p>
+    <w:p>
+      <w:pPr>
+        <w:pStyle w:val="ListParagraph"/>
+        <w:numPr>
+          <w:ilvl w:val="1"/>
+          <w:numId w:val="1"/>
+        </w:numPr>
+        <w:autoSpaceDE w:val="0"/>
+        <w:autoSpaceDN w:val="0"/>
+        <w:adjustRightInd w:val="0"/>
+        <w:spacing w:after="0" w:line="240" w:lineRule="auto"/>
+        <w:rPr>
+          <w:rFonts w:ascii="AppleSystemUIFont" w:hAnsi="AppleSystemUIFont" w:cs="AppleSystemUIFont"/>
+          <w:kern w:val="0"/>
+          <w:sz w:val="22"/>
+          <w:szCs w:val="22"/>
+          <w:lang w:val="en-GB"/>
+        </w:rPr>
+      </w:pPr>
+      <w:r>
+        <w:rPr>
+          <w:rFonts w:ascii="AppleSystemUIFont" w:hAnsi="AppleSystemUIFont" w:cs="AppleSystemUIFont"/>
+          <w:kern w:val="0"/>
+          <w:sz w:val="22"/>
+          <w:szCs w:val="22"/>
+          <w:lang w:val="en-GB"/>
+        </w:rPr>
+        <w:t>–</w:t>
+      </w:r>
+    </w:p>
+    <w:p>
+      <w:pPr>
+        <w:pStyle w:val="ListParagraph"/>
+        <w:numPr>
+          <w:ilvl w:val="1"/>
+          <w:numId w:val="1"/>
+        </w:numPr>
+        <w:autoSpaceDE w:val="0"/>
+        <w:autoSpaceDN w:val="0"/>
+        <w:adjustRightInd w:val="0"/>
+        <w:spacing w:after="0" w:line="240" w:lineRule="auto"/>
+        <w:rPr>
+          <w:rFonts w:ascii="AppleSystemUIFont" w:hAnsi="AppleSystemUIFont" w:cs="AppleSystemUIFont"/>
+          <w:kern w:val="0"/>
+          <w:sz w:val="22"/>
+          <w:szCs w:val="22"/>
+          <w:lang w:val="en-GB"/>
+        </w:rPr>
+      </w:pPr>
+      <w:r>
+        <w:rPr>
+          <w:rFonts w:ascii="AppleSystemUIFont" w:hAnsi="AppleSystemUIFont" w:cs="AppleSystemUIFont"/>
+          <w:kern w:val="0"/>
+          <w:sz w:val="22"/>
+          <w:szCs w:val="22"/>
+          <w:lang w:val="en-GB"/>
+        </w:rPr>
+        <w:t xml:space="preserve">The sum of all amounts pumped at every hour </w:t>
+      </w:r>
+      <w:r>
+        <w:rPr>
+          <w:rFonts w:ascii="AppleSystemUIFont" w:hAnsi="AppleSystemUIFont" w:cs="AppleSystemUIFont"/>
+          <w:kern w:val="0"/>
+          <w:sz w:val="22"/>
+          <w:szCs w:val="22"/>
+          <w:lang w:val="en-GB"/>
+        </w:rPr>
+        <w:t>is</w:t>
+      </w:r>
+      <w:r>
+        <w:rPr>
+          <w:rFonts w:ascii="AppleSystemUIFont" w:hAnsi="AppleSystemUIFont" w:cs="AppleSystemUIFont"/>
+          <w:kern w:val="0"/>
+          <w:sz w:val="22"/>
+          <w:szCs w:val="22"/>
+          <w:lang w:val="en-GB"/>
+        </w:rPr>
+        <w:t xml:space="preserve"> between 33.7 and 33.8</w:t>
+      </w:r>
+    </w:p>
+    <w:p>
+      <w:pPr>
+        <w:pStyle w:val="ListParagraph"/>
+        <w:numPr>
+          <w:ilvl w:val="0"/>
+          <w:numId w:val="1"/>
+        </w:numPr>
+        <w:autoSpaceDE w:val="0"/>
+        <w:autoSpaceDN w:val="0"/>
+        <w:adjustRightInd w:val="0"/>
+        <w:spacing w:after="0" w:line="240" w:lineRule="auto"/>
+        <w:rPr>
+          <w:rFonts w:ascii="AppleSystemUIFont" w:hAnsi="AppleSystemUIFont" w:cs="AppleSystemUIFont"/>
+          <w:kern w:val="0"/>
+          <w:sz w:val="22"/>
+          <w:szCs w:val="22"/>
+          <w:lang w:val="en-GB"/>
+        </w:rPr>
+      </w:pPr>
+      <w:r>
+        <w:rPr>
+          <w:rFonts w:ascii="AppleSystemUIFont" w:hAnsi="AppleSystemUIFont" w:cs="AppleSystemUIFont"/>
+          <w:kern w:val="0"/>
+          <w:sz w:val="22"/>
+          <w:szCs w:val="22"/>
+          <w:lang w:val="en-GB"/>
+        </w:rPr>
+        <w:t>Is it possible to get a similar solution, by pumping less at hours where I now pump a lot, and pumping more at hours where I now pump little?</w:t>
+      </w:r>
+    </w:p>
+    <w:p>
+      <w:pPr>
+        <w:pStyle w:val="ListParagraph"/>
+        <w:numPr>
+          <w:ilvl w:val="1"/>
+          <w:numId w:val="1"/>
+        </w:numPr>
+        <w:autoSpaceDE w:val="0"/>
+        <w:autoSpaceDN w:val="0"/>
+        <w:adjustRightInd w:val="0"/>
+        <w:spacing w:after="0" w:line="240" w:lineRule="auto"/>
+        <w:rPr>
+          <w:rFonts w:ascii="AppleSystemUIFont" w:hAnsi="AppleSystemUIFont" w:cs="AppleSystemUIFont"/>
+          <w:kern w:val="0"/>
+          <w:sz w:val="22"/>
+          <w:szCs w:val="22"/>
+          <w:lang w:val="en-GB"/>
+        </w:rPr>
+      </w:pPr>
+      <w:r>
+        <w:rPr>
+          <w:rFonts w:ascii="AppleSystemUIFont" w:hAnsi="AppleSystemUIFont" w:cs="AppleSystemUIFont"/>
+          <w:kern w:val="0"/>
+          <w:sz w:val="22"/>
+          <w:szCs w:val="22"/>
+          <w:lang w:val="en-GB"/>
+        </w:rPr>
+        <w:t>The answer is no, or the answer is yes, but it does not provide support to this claim</w:t>
+      </w:r>
+    </w:p>
+    <w:p>
+      <w:pPr>
+        <w:pStyle w:val="ListParagraph"/>
+        <w:numPr>
+          <w:ilvl w:val="1"/>
+          <w:numId w:val="1"/>
+        </w:numPr>
+        <w:autoSpaceDE w:val="0"/>
+        <w:autoSpaceDN w:val="0"/>
+        <w:adjustRightInd w:val="0"/>
+        <w:spacing w:after="0" w:line="240" w:lineRule="auto"/>
+        <w:rPr>
+          <w:rFonts w:ascii="AppleSystemUIFont" w:hAnsi="AppleSystemUIFont" w:cs="AppleSystemUIFont"/>
+          <w:kern w:val="0"/>
+          <w:sz w:val="22"/>
+          <w:szCs w:val="22"/>
+          <w:lang w:val="en-GB"/>
+        </w:rPr>
+      </w:pPr>
+      <w:r>
+        <w:rPr>
+          <w:rFonts w:ascii="AppleSystemUIFont" w:hAnsi="AppleSystemUIFont" w:cs="AppleSystemUIFont"/>
+          <w:kern w:val="0"/>
+          <w:sz w:val="22"/>
+          <w:szCs w:val="22"/>
+          <w:lang w:val="en-GB"/>
+        </w:rPr>
+        <w:t xml:space="preserve">The answer is yes, and it provides little support to this claim </w:t>
+      </w:r>
+    </w:p>
+    <w:p>
+      <w:pPr>
+        <w:pStyle w:val="ListParagraph"/>
+        <w:numPr>
+          <w:ilvl w:val="1"/>
+          <w:numId w:val="1"/>
+        </w:numPr>
+        <w:autoSpaceDE w:val="0"/>
+        <w:autoSpaceDN w:val="0"/>
+        <w:adjustRightInd w:val="0"/>
+        <w:spacing w:after="0" w:line="240" w:lineRule="auto"/>
+        <w:rPr>
+          <w:rFonts w:ascii="AppleSystemUIFont" w:hAnsi="AppleSystemUIFont" w:cs="AppleSystemUIFont"/>
+          <w:kern w:val="0"/>
+          <w:sz w:val="22"/>
+          <w:szCs w:val="22"/>
+          <w:lang w:val="en-GB"/>
+        </w:rPr>
+      </w:pPr>
+      <w:r>
+        <w:rPr>
+          <w:rFonts w:ascii="AppleSystemUIFont" w:hAnsi="AppleSystemUIFont" w:cs="AppleSystemUIFont"/>
+          <w:kern w:val="0"/>
+          <w:sz w:val="22"/>
+          <w:szCs w:val="22"/>
+          <w:lang w:val="en-GB"/>
+        </w:rPr>
+        <w:t>The answer is yes, and it provides support to this claim.</w:t>
+      </w:r>
+      <w:r>
+        <w:rPr>
+          <w:rFonts w:ascii="AppleSystemUIFont" w:hAnsi="AppleSystemUIFont" w:cs="AppleSystemUIFont"/>
+          <w:kern w:val="0"/>
+          <w:sz w:val="22"/>
+          <w:szCs w:val="22"/>
+          <w:lang w:val="en-GB"/>
+        </w:rPr>
+        <w:t xml:space="preserve"> </w:t>
+      </w:r>
+      <w:r>
+        <w:rPr>
+          <w:rFonts w:ascii="AppleSystemUIFont" w:hAnsi="AppleSystemUIFont" w:cs="AppleSystemUIFont"/>
+          <w:kern w:val="0"/>
+          <w:sz w:val="22"/>
+          <w:szCs w:val="22"/>
+          <w:lang w:val="en-GB"/>
+        </w:rPr>
+        <w:br/>
+      </w:r>
+    </w:p>
+    <w:p>
+      <w:pPr>
+        <w:pStyle w:val="ListParagraph"/>
+        <w:autoSpaceDE w:val="0"/>
+        <w:autoSpaceDN w:val="0"/>
+        <w:adjustRightInd w:val="0"/>
+        <w:spacing w:after="0" w:line="240" w:lineRule="auto"/>
+        <w:ind w:left="792"/>
+        <w:rPr>
+          <w:rFonts w:ascii="AppleSystemUIFont" w:hAnsi="AppleSystemUIFont" w:cs="AppleSystemUIFont"/>
+          <w:kern w:val="0"/>
+          <w:sz w:val="22"/>
+          <w:szCs w:val="22"/>
+          <w:lang w:val="en-GB"/>
+        </w:rPr>
+      </w:pPr>
+      <w:r>
+        <w:rPr>
+          <w:rFonts w:ascii="AppleSystemUIFont" w:hAnsi="AppleSystemUIFont" w:cs="AppleSystemUIFont"/>
+          <w:kern w:val="0"/>
+          <w:sz w:val="22"/>
+          <w:szCs w:val="22"/>
+          <w:lang w:val="en-GB"/>
+        </w:rPr>
+        <w:lastRenderedPageBreak/>
+        <w:t>(</w:t>
+      </w:r>
+      <w:proofErr w:type="gramStart"/>
+      <w:r>
+        <w:rPr>
+          <w:rFonts w:ascii="AppleSystemUIFont" w:hAnsi="AppleSystemUIFont" w:cs="AppleSystemUIFont"/>
+          <w:kern w:val="0"/>
+          <w:sz w:val="22"/>
+          <w:szCs w:val="22"/>
+          <w:lang w:val="en-GB"/>
+        </w:rPr>
+        <w:t>it</w:t>
+      </w:r>
+      <w:proofErr w:type="gramEnd"/>
+      <w:r>
+        <w:rPr>
+          <w:rFonts w:ascii="AppleSystemUIFont" w:hAnsi="AppleSystemUIFont" w:cs="AppleSystemUIFont"/>
+          <w:kern w:val="0"/>
+          <w:sz w:val="22"/>
+          <w:szCs w:val="22"/>
+          <w:lang w:val="en-GB"/>
+        </w:rPr>
+        <w:t xml:space="preserve"> does not need to know the right cutoff point, but it is when the starting level is &lt;2.03. The </w:t>
+      </w:r>
+      <w:r>
+        <w:rPr>
+          <w:rFonts w:ascii="AppleSystemUIFont" w:hAnsi="AppleSystemUIFont" w:cs="AppleSystemUIFont"/>
+          <w:kern w:val="0"/>
+          <w:sz w:val="22"/>
+          <w:szCs w:val="22"/>
+          <w:lang w:val="en-GB"/>
+        </w:rPr>
+        <w:t>reason</w:t>
+      </w:r>
+      <w:r>
+        <w:rPr>
+          <w:rFonts w:ascii="AppleSystemUIFont" w:hAnsi="AppleSystemUIFont" w:cs="AppleSystemUIFont"/>
+          <w:kern w:val="0"/>
+          <w:sz w:val="22"/>
+          <w:szCs w:val="22"/>
+          <w:lang w:val="en-GB"/>
+        </w:rPr>
+        <w:t>ing behind this that the inflow is 5 m^3/s, and because the basin is 1e6m^3 big, this means that if water is not pumped, every hour the basin fills by 5*3600/1000000 = 0,018meter, therefore, on a 21-hour horizon, the water can only rise by 0,018*21 = 0,378meter. This is less than the basin can hold (0.5 meter). The starting level can be higher than 0,5-0,378 = 0,122 though, because the orifice can discharge for free.</w:t>
       </w:r>
       <w:r>
         <w:rPr>
@@ -816,16 +1650,696 @@
         </w:rPr>
         <w:t>)</w:t>
       </w:r>
-      <w:r>
-        <w:rPr>
-          <w:rFonts w:ascii="AppleSystemUIFont" w:hAnsi="AppleSystemUIFont" w:cs="AppleSystemUIFont"/>
-          <w:kern w:val="0"/>
-          <w:sz w:val="22"/>
-          <w:szCs w:val="22"/>
-          <w:lang w:val="en-GB"/>
-        </w:rPr>
-        <w:t>. Check for each of the following files:</w:t>
-      </w:r>
+    </w:p>
+    <w:p>
+      <w:pPr>
+        <w:pStyle w:val="ListParagraph"/>
+        <w:numPr>
+          <w:ilvl w:val="0"/>
+          <w:numId w:val="1"/>
+        </w:numPr>
+        <w:autoSpaceDE w:val="0"/>
+        <w:autoSpaceDN w:val="0"/>
+        <w:adjustRightInd w:val="0"/>
+        <w:spacing w:after="0" w:line="240" w:lineRule="auto"/>
+        <w:rPr>
+          <w:rFonts w:ascii="AppleSystemUIFont" w:hAnsi="AppleSystemUIFont" w:cs="AppleSystemUIFont"/>
+          <w:kern w:val="0"/>
+          <w:sz w:val="22"/>
+          <w:szCs w:val="22"/>
+          <w:lang w:val="en-GB"/>
+        </w:rPr>
+      </w:pPr>
+      <w:r>
+        <w:rPr>
+          <w:rFonts w:ascii="AppleSystemUIFont" w:hAnsi="AppleSystemUIFont" w:cs="AppleSystemUIFont"/>
+          <w:kern w:val="0"/>
+          <w:sz w:val="22"/>
+          <w:szCs w:val="22"/>
+          <w:lang w:val="en-GB"/>
+        </w:rPr>
+        <w:t>Why is this the optimal pumping schedule?</w:t>
+      </w:r>
+    </w:p>
+    <w:p>
+      <w:pPr>
+        <w:pStyle w:val="ListParagraph"/>
+        <w:numPr>
+          <w:ilvl w:val="1"/>
+          <w:numId w:val="1"/>
+        </w:numPr>
+        <w:autoSpaceDE w:val="0"/>
+        <w:autoSpaceDN w:val="0"/>
+        <w:adjustRightInd w:val="0"/>
+        <w:spacing w:after="0" w:line="240" w:lineRule="auto"/>
+        <w:rPr>
+          <w:rFonts w:ascii="AppleSystemUIFont" w:hAnsi="AppleSystemUIFont" w:cs="AppleSystemUIFont"/>
+          <w:kern w:val="0"/>
+          <w:sz w:val="22"/>
+          <w:szCs w:val="22"/>
+          <w:lang w:val="en-GB"/>
+        </w:rPr>
+      </w:pPr>
+      <w:r>
+        <w:rPr>
+          <w:rFonts w:ascii="AppleSystemUIFont" w:hAnsi="AppleSystemUIFont" w:cs="AppleSystemUIFont"/>
+          <w:kern w:val="0"/>
+          <w:sz w:val="22"/>
+          <w:szCs w:val="22"/>
+          <w:lang w:val="en-GB"/>
+        </w:rPr>
+        <w:t>The answer does not provide a reason why this is the optimal schedule or claims that it is not.</w:t>
+      </w:r>
+    </w:p>
+    <w:p>
+      <w:pPr>
+        <w:pStyle w:val="ListParagraph"/>
+        <w:numPr>
+          <w:ilvl w:val="1"/>
+          <w:numId w:val="1"/>
+        </w:numPr>
+        <w:autoSpaceDE w:val="0"/>
+        <w:autoSpaceDN w:val="0"/>
+        <w:adjustRightInd w:val="0"/>
+        <w:spacing w:after="0" w:line="240" w:lineRule="auto"/>
+        <w:rPr>
+          <w:rFonts w:ascii="AppleSystemUIFont" w:hAnsi="AppleSystemUIFont" w:cs="AppleSystemUIFont"/>
+          <w:kern w:val="0"/>
+          <w:sz w:val="22"/>
+          <w:szCs w:val="22"/>
+          <w:lang w:val="en-GB"/>
+        </w:rPr>
+      </w:pPr>
+      <w:r>
+        <w:rPr>
+          <w:rFonts w:ascii="AppleSystemUIFont" w:hAnsi="AppleSystemUIFont" w:cs="AppleSystemUIFont"/>
+          <w:kern w:val="0"/>
+          <w:sz w:val="22"/>
+          <w:szCs w:val="22"/>
+          <w:lang w:val="en-GB"/>
+        </w:rPr>
+        <w:t>The answer does not fabricate values</w:t>
+      </w:r>
+    </w:p>
+    <w:p>
+      <w:pPr>
+        <w:pStyle w:val="ListParagraph"/>
+        <w:numPr>
+          <w:ilvl w:val="1"/>
+          <w:numId w:val="1"/>
+        </w:numPr>
+        <w:autoSpaceDE w:val="0"/>
+        <w:autoSpaceDN w:val="0"/>
+        <w:adjustRightInd w:val="0"/>
+        <w:spacing w:after="0" w:line="240" w:lineRule="auto"/>
+        <w:rPr>
+          <w:rFonts w:ascii="AppleSystemUIFont" w:hAnsi="AppleSystemUIFont" w:cs="AppleSystemUIFont"/>
+          <w:kern w:val="0"/>
+          <w:sz w:val="22"/>
+          <w:szCs w:val="22"/>
+          <w:lang w:val="en-GB"/>
+        </w:rPr>
+      </w:pPr>
+      <w:r>
+        <w:rPr>
+          <w:rFonts w:ascii="AppleSystemUIFont" w:hAnsi="AppleSystemUIFont" w:cs="AppleSystemUIFont"/>
+          <w:kern w:val="0"/>
+          <w:sz w:val="22"/>
+          <w:szCs w:val="22"/>
+          <w:lang w:val="en-GB"/>
+        </w:rPr>
+        <w:t>The answer does not fabricate value and gives an explanation using new values found.</w:t>
+      </w:r>
+    </w:p>
+    <w:p>
+      <w:pPr>
+        <w:pStyle w:val="ListParagraph"/>
+        <w:numPr>
+          <w:ilvl w:val="0"/>
+          <w:numId w:val="1"/>
+        </w:numPr>
+        <w:autoSpaceDE w:val="0"/>
+        <w:autoSpaceDN w:val="0"/>
+        <w:adjustRightInd w:val="0"/>
+        <w:spacing w:after="0" w:line="240" w:lineRule="auto"/>
+        <w:rPr>
+          <w:rFonts w:ascii="AppleSystemUIFont" w:hAnsi="AppleSystemUIFont" w:cs="AppleSystemUIFont"/>
+          <w:kern w:val="0"/>
+          <w:sz w:val="22"/>
+          <w:szCs w:val="22"/>
+          <w:lang w:val="en-GB"/>
+        </w:rPr>
+      </w:pPr>
+      <w:r>
+        <w:rPr>
+          <w:rFonts w:ascii="AppleSystemUIFont" w:hAnsi="AppleSystemUIFont" w:cs="AppleSystemUIFont"/>
+          <w:kern w:val="0"/>
+          <w:sz w:val="22"/>
+          <w:szCs w:val="22"/>
+          <w:lang w:val="en-GB"/>
+        </w:rPr>
+        <w:t>If we run this schedule and the forecast is uncertain, how likely are we to flood?</w:t>
+      </w:r>
+    </w:p>
+    <w:p>
+      <w:pPr>
+        <w:pStyle w:val="ListParagraph"/>
+        <w:numPr>
+          <w:ilvl w:val="1"/>
+          <w:numId w:val="1"/>
+        </w:numPr>
+        <w:autoSpaceDE w:val="0"/>
+        <w:autoSpaceDN w:val="0"/>
+        <w:adjustRightInd w:val="0"/>
+        <w:spacing w:after="0" w:line="240" w:lineRule="auto"/>
+        <w:rPr>
+          <w:rFonts w:ascii="AppleSystemUIFont" w:hAnsi="AppleSystemUIFont" w:cs="AppleSystemUIFont"/>
+          <w:kern w:val="0"/>
+          <w:sz w:val="22"/>
+          <w:szCs w:val="22"/>
+          <w:lang w:val="en-GB"/>
+        </w:rPr>
+      </w:pPr>
+      <w:r>
+        <w:rPr>
+          <w:rFonts w:ascii="AppleSystemUIFont" w:hAnsi="AppleSystemUIFont" w:cs="AppleSystemUIFont"/>
+          <w:kern w:val="0"/>
+          <w:sz w:val="22"/>
+          <w:szCs w:val="22"/>
+          <w:lang w:val="en-GB"/>
+        </w:rPr>
+        <w:t>The answer is not between 45% and 60%</w:t>
+      </w:r>
+    </w:p>
+    <w:p>
+      <w:pPr>
+        <w:pStyle w:val="ListParagraph"/>
+        <w:numPr>
+          <w:ilvl w:val="1"/>
+          <w:numId w:val="1"/>
+        </w:numPr>
+        <w:autoSpaceDE w:val="0"/>
+        <w:autoSpaceDN w:val="0"/>
+        <w:adjustRightInd w:val="0"/>
+        <w:spacing w:after="0" w:line="240" w:lineRule="auto"/>
+        <w:rPr>
+          <w:rFonts w:ascii="AppleSystemUIFont" w:hAnsi="AppleSystemUIFont" w:cs="AppleSystemUIFont"/>
+          <w:kern w:val="0"/>
+          <w:sz w:val="22"/>
+          <w:szCs w:val="22"/>
+          <w:lang w:val="en-GB"/>
+        </w:rPr>
+      </w:pPr>
+      <w:r>
+        <w:rPr>
+          <w:rFonts w:ascii="AppleSystemUIFont" w:hAnsi="AppleSystemUIFont" w:cs="AppleSystemUIFont"/>
+          <w:kern w:val="0"/>
+          <w:sz w:val="22"/>
+          <w:szCs w:val="22"/>
+          <w:lang w:val="en-GB"/>
+        </w:rPr>
+        <w:t>–</w:t>
+      </w:r>
+    </w:p>
+    <w:p>
+      <w:pPr>
+        <w:pStyle w:val="ListParagraph"/>
+        <w:numPr>
+          <w:ilvl w:val="1"/>
+          <w:numId w:val="1"/>
+        </w:numPr>
+        <w:autoSpaceDE w:val="0"/>
+        <w:autoSpaceDN w:val="0"/>
+        <w:adjustRightInd w:val="0"/>
+        <w:spacing w:after="0" w:line="240" w:lineRule="auto"/>
+        <w:rPr>
+          <w:rFonts w:ascii="AppleSystemUIFont" w:hAnsi="AppleSystemUIFont" w:cs="AppleSystemUIFont"/>
+          <w:kern w:val="0"/>
+          <w:sz w:val="22"/>
+          <w:szCs w:val="22"/>
+          <w:lang w:val="en-GB"/>
+        </w:rPr>
+      </w:pPr>
+      <w:r>
+        <w:rPr>
+          <w:rFonts w:ascii="AppleSystemUIFont" w:hAnsi="AppleSystemUIFont" w:cs="AppleSystemUIFont"/>
+          <w:kern w:val="0"/>
+          <w:sz w:val="22"/>
+          <w:szCs w:val="22"/>
+          <w:lang w:val="en-GB"/>
+        </w:rPr>
+        <w:t>The answer is between 45% and 60%</w:t>
+      </w:r>
+    </w:p>
+    <w:p>
+      <w:pPr>
+        <w:pStyle w:val="ListParagraph"/>
+        <w:numPr>
+          <w:ilvl w:val="0"/>
+          <w:numId w:val="1"/>
+        </w:numPr>
+        <w:autoSpaceDE w:val="0"/>
+        <w:autoSpaceDN w:val="0"/>
+        <w:adjustRightInd w:val="0"/>
+        <w:spacing w:after="0" w:line="240" w:lineRule="auto"/>
+        <w:rPr>
+          <w:rFonts w:ascii="AppleSystemUIFont" w:hAnsi="AppleSystemUIFont" w:cs="AppleSystemUIFont"/>
+          <w:kern w:val="0"/>
+          <w:sz w:val="22"/>
+          <w:szCs w:val="22"/>
+          <w:lang w:val="en-GB"/>
+        </w:rPr>
+      </w:pPr>
+      <w:r>
+        <w:rPr>
+          <w:rFonts w:ascii="AppleSystemUIFont" w:hAnsi="AppleSystemUIFont" w:cs="AppleSystemUIFont"/>
+          <w:kern w:val="0"/>
+          <w:sz w:val="22"/>
+          <w:szCs w:val="22"/>
+          <w:lang w:val="en-GB"/>
+        </w:rPr>
+        <w:t>What schedule should we use instead when the forecast is uncertain?</w:t>
+      </w:r>
+    </w:p>
+    <w:p>
+      <w:pPr>
+        <w:pStyle w:val="ListParagraph"/>
+        <w:numPr>
+          <w:ilvl w:val="1"/>
+          <w:numId w:val="1"/>
+        </w:numPr>
+        <w:autoSpaceDE w:val="0"/>
+        <w:autoSpaceDN w:val="0"/>
+        <w:adjustRightInd w:val="0"/>
+        <w:spacing w:after="0" w:line="240" w:lineRule="auto"/>
+        <w:rPr>
+          <w:rFonts w:ascii="AppleSystemUIFont" w:hAnsi="AppleSystemUIFont" w:cs="AppleSystemUIFont"/>
+          <w:kern w:val="0"/>
+          <w:sz w:val="22"/>
+          <w:szCs w:val="22"/>
+          <w:lang w:val="en-GB"/>
+        </w:rPr>
+      </w:pPr>
+      <w:r>
+        <w:rPr>
+          <w:rFonts w:ascii="AppleSystemUIFont" w:hAnsi="AppleSystemUIFont" w:cs="AppleSystemUIFont"/>
+          <w:kern w:val="0"/>
+          <w:sz w:val="22"/>
+          <w:szCs w:val="22"/>
+          <w:lang w:val="en-GB"/>
+        </w:rPr>
+        <w:t>No new schedule is given.</w:t>
+      </w:r>
+    </w:p>
+    <w:p>
+      <w:pPr>
+        <w:pStyle w:val="ListParagraph"/>
+        <w:numPr>
+          <w:ilvl w:val="1"/>
+          <w:numId w:val="1"/>
+        </w:numPr>
+        <w:autoSpaceDE w:val="0"/>
+        <w:autoSpaceDN w:val="0"/>
+        <w:adjustRightInd w:val="0"/>
+        <w:spacing w:after="0" w:line="240" w:lineRule="auto"/>
+        <w:rPr>
+          <w:rFonts w:ascii="AppleSystemUIFont" w:hAnsi="AppleSystemUIFont" w:cs="AppleSystemUIFont"/>
+          <w:kern w:val="0"/>
+          <w:sz w:val="22"/>
+          <w:szCs w:val="22"/>
+          <w:lang w:val="en-GB"/>
+        </w:rPr>
+      </w:pPr>
+      <w:r>
+        <w:rPr>
+          <w:rFonts w:ascii="AppleSystemUIFont" w:hAnsi="AppleSystemUIFont" w:cs="AppleSystemUIFont"/>
+          <w:kern w:val="0"/>
+          <w:sz w:val="22"/>
+          <w:szCs w:val="22"/>
+          <w:lang w:val="en-GB"/>
+        </w:rPr>
+        <w:t>The answer gives a new schedule, which pumps more in total than the original schedule.</w:t>
+      </w:r>
+    </w:p>
+    <w:p>
+      <w:pPr>
+        <w:pStyle w:val="ListParagraph"/>
+        <w:numPr>
+          <w:ilvl w:val="1"/>
+          <w:numId w:val="1"/>
+        </w:numPr>
+        <w:autoSpaceDE w:val="0"/>
+        <w:autoSpaceDN w:val="0"/>
+        <w:adjustRightInd w:val="0"/>
+        <w:spacing w:after="0" w:line="240" w:lineRule="auto"/>
+        <w:rPr>
+          <w:rFonts w:ascii="AppleSystemUIFont" w:hAnsi="AppleSystemUIFont" w:cs="AppleSystemUIFont"/>
+          <w:kern w:val="0"/>
+          <w:sz w:val="22"/>
+          <w:szCs w:val="22"/>
+          <w:lang w:val="en-GB"/>
+        </w:rPr>
+      </w:pPr>
+      <w:r>
+        <w:rPr>
+          <w:rFonts w:ascii="AppleSystemUIFont" w:hAnsi="AppleSystemUIFont" w:cs="AppleSystemUIFont"/>
+          <w:kern w:val="0"/>
+          <w:sz w:val="22"/>
+          <w:szCs w:val="22"/>
+          <w:lang w:val="en-GB"/>
+        </w:rPr>
+        <w:t xml:space="preserve">The perfect answer is </w:t>
+      </w:r>
+      <w:r>
+        <w:rPr>
+          <w:rFonts w:ascii="AppleSystemUIFont" w:hAnsi="AppleSystemUIFont" w:cs="AppleSystemUIFont"/>
+          <w:kern w:val="0"/>
+          <w:sz w:val="22"/>
+          <w:szCs w:val="22"/>
+          <w:lang w:val="en-GB"/>
+        </w:rPr>
+        <w:t>(</w:t>
+      </w:r>
+      <w:r>
+        <w:rPr>
+          <w:rFonts w:ascii="AppleSystemUIFont" w:hAnsi="AppleSystemUIFont" w:cs="AppleSystemUIFont"/>
+          <w:kern w:val="0"/>
+          <w:sz w:val="22"/>
+          <w:szCs w:val="22"/>
+          <w:lang w:val="en-GB"/>
+        </w:rPr>
+        <w:t>per hour</w:t>
+      </w:r>
+      <w:r>
+        <w:rPr>
+          <w:rFonts w:ascii="AppleSystemUIFont" w:hAnsi="AppleSystemUIFont" w:cs="AppleSystemUIFont"/>
+          <w:kern w:val="0"/>
+          <w:sz w:val="22"/>
+          <w:szCs w:val="22"/>
+          <w:lang w:val="en-GB"/>
+        </w:rPr>
+        <w:t>)</w:t>
+      </w:r>
+      <w:r>
+        <w:rPr>
+          <w:rFonts w:ascii="AppleSystemUIFont" w:hAnsi="AppleSystemUIFont" w:cs="AppleSystemUIFont"/>
+          <w:kern w:val="0"/>
+          <w:sz w:val="22"/>
+          <w:szCs w:val="22"/>
+          <w:lang w:val="en-GB"/>
+        </w:rPr>
+        <w:t>: 0.0, 0.1, 0.2, 0.6, 1.0, 5.7, 5.2, 5.2, 4.8, 4.8, 4.2, 3.8, 3.7, 3.4, 2.9, 2.4, 2.4, 0.8, 0.2, 0.0, 0.0</w:t>
+      </w:r>
+      <w:r>
+        <w:rPr>
+          <w:rFonts w:ascii="AppleSystemUIFont" w:hAnsi="AppleSystemUIFont" w:cs="AppleSystemUIFont"/>
+          <w:kern w:val="0"/>
+          <w:sz w:val="22"/>
+          <w:szCs w:val="22"/>
+          <w:lang w:val="en-GB"/>
+        </w:rPr>
+        <w:t>.</w:t>
+      </w:r>
+      <w:r>
+        <w:rPr>
+          <w:rFonts w:ascii="AppleSystemUIFont" w:hAnsi="AppleSystemUIFont" w:cs="AppleSystemUIFont"/>
+          <w:kern w:val="0"/>
+          <w:sz w:val="22"/>
+          <w:szCs w:val="22"/>
+          <w:lang w:val="en-GB"/>
+        </w:rPr>
+        <w:t xml:space="preserve"> </w:t>
+      </w:r>
+      <w:r>
+        <w:rPr>
+          <w:rFonts w:ascii="AppleSystemUIFont" w:hAnsi="AppleSystemUIFont" w:cs="AppleSystemUIFont"/>
+          <w:kern w:val="0"/>
+          <w:sz w:val="22"/>
+          <w:szCs w:val="22"/>
+          <w:lang w:val="en-GB"/>
+        </w:rPr>
+        <w:t xml:space="preserve">This </w:t>
+      </w:r>
+      <w:r>
+        <w:rPr>
+          <w:rFonts w:ascii="AppleSystemUIFont" w:hAnsi="AppleSystemUIFont" w:cs="AppleSystemUIFont"/>
+          <w:kern w:val="0"/>
+          <w:sz w:val="22"/>
+          <w:szCs w:val="22"/>
+          <w:lang w:val="en-GB"/>
+        </w:rPr>
+        <w:t>sums to 51</w:t>
+      </w:r>
+      <w:r>
+        <w:rPr>
+          <w:rFonts w:ascii="AppleSystemUIFont" w:hAnsi="AppleSystemUIFont" w:cs="AppleSystemUIFont"/>
+          <w:kern w:val="0"/>
+          <w:sz w:val="22"/>
+          <w:szCs w:val="22"/>
+          <w:lang w:val="en-GB"/>
+        </w:rPr>
+        <w:t>.</w:t>
+      </w:r>
+      <w:r>
+        <w:rPr>
+          <w:rFonts w:ascii="AppleSystemUIFont" w:hAnsi="AppleSystemUIFont" w:cs="AppleSystemUIFont"/>
+          <w:kern w:val="0"/>
+          <w:sz w:val="22"/>
+          <w:szCs w:val="22"/>
+          <w:lang w:val="en-GB"/>
+        </w:rPr>
+        <w:t>4</w:t>
+      </w:r>
+      <w:r>
+        <w:rPr>
+          <w:rFonts w:ascii="AppleSystemUIFont" w:hAnsi="AppleSystemUIFont" w:cs="AppleSystemUIFont"/>
+          <w:kern w:val="0"/>
+          <w:sz w:val="22"/>
+          <w:szCs w:val="22"/>
+          <w:lang w:val="en-GB"/>
+        </w:rPr>
+        <w:t>, if the answer is within 2</w:t>
+      </w:r>
+      <w:r>
+        <w:rPr>
+          <w:rFonts w:ascii="AppleSystemUIFont" w:hAnsi="AppleSystemUIFont" w:cs="AppleSystemUIFont"/>
+          <w:kern w:val="0"/>
+          <w:sz w:val="22"/>
+          <w:szCs w:val="22"/>
+          <w:lang w:val="en-GB"/>
+        </w:rPr>
+        <w:t>5</w:t>
+      </w:r>
+      <w:r>
+        <w:rPr>
+          <w:rFonts w:ascii="AppleSystemUIFont" w:hAnsi="AppleSystemUIFont" w:cs="AppleSystemUIFont"/>
+          <w:kern w:val="0"/>
+          <w:sz w:val="22"/>
+          <w:szCs w:val="22"/>
+          <w:lang w:val="en-GB"/>
+        </w:rPr>
+        <w:t>% of this, give a grade of 3.</w:t>
+      </w:r>
+    </w:p>
+    <w:p>
+      <w:pPr>
+        <w:autoSpaceDE w:val="0"/>
+        <w:autoSpaceDN w:val="0"/>
+        <w:adjustRightInd w:val="0"/>
+        <w:spacing w:after="0" w:line="240" w:lineRule="auto"/>
+        <w:rPr>
+          <w:rFonts w:ascii="AppleSystemUIFont" w:hAnsi="AppleSystemUIFont" w:cs="AppleSystemUIFont"/>
+          <w:kern w:val="0"/>
+          <w:sz w:val="22"/>
+          <w:szCs w:val="22"/>
+          <w:lang w:val="en-GB"/>
+        </w:rPr>
+      </w:pPr>
+    </w:p>
+    <w:p>
+      <w:pPr>
+        <w:autoSpaceDE w:val="0"/>
+        <w:autoSpaceDN w:val="0"/>
+        <w:adjustRightInd w:val="0"/>
+        <w:spacing w:after="0" w:line="240" w:lineRule="auto"/>
+        <w:rPr>
+          <w:rFonts w:ascii="AppleSystemUIFont" w:hAnsi="AppleSystemUIFont" w:cs="AppleSystemUIFont"/>
+          <w:kern w:val="0"/>
+          <w:sz w:val="22"/>
+          <w:szCs w:val="22"/>
+          <w:lang w:val="en-GB"/>
+        </w:rPr>
+      </w:pPr>
+      <w:r>
+        <w:rPr>
+          <w:rFonts w:ascii="AppleSystemUIFont" w:hAnsi="AppleSystemUIFont" w:cs="AppleSystemUIFont"/>
+          <w:kern w:val="0"/>
+          <w:sz w:val="22"/>
+          <w:szCs w:val="22"/>
+          <w:lang w:val="en-GB"/>
+        </w:rPr>
+        <w:t>Qualitative rubric</w:t>
+      </w:r>
+      <w:r>
+        <w:rPr>
+          <w:rFonts w:ascii="AppleSystemUIFont" w:hAnsi="AppleSystemUIFont" w:cs="AppleSystemUIFont"/>
+          <w:kern w:val="0"/>
+          <w:sz w:val="22"/>
+          <w:szCs w:val="22"/>
+          <w:lang w:val="en-GB"/>
+        </w:rPr>
+        <w:t xml:space="preserve"> (for all questions)</w:t>
+      </w:r>
+      <w:r>
+        <w:rPr>
+          <w:rFonts w:ascii="AppleSystemUIFont" w:hAnsi="AppleSystemUIFont" w:cs="AppleSystemUIFont"/>
+          <w:kern w:val="0"/>
+          <w:sz w:val="22"/>
+          <w:szCs w:val="22"/>
+          <w:lang w:val="en-GB"/>
+        </w:rPr>
+        <w:t>:</w:t>
+      </w:r>
+    </w:p>
+    <w:p>
+      <w:pPr>
+        <w:pStyle w:val="ListParagraph"/>
+        <w:numPr>
+          <w:ilvl w:val="0"/>
+          <w:numId w:val="4"/>
+        </w:numPr>
+        <w:autoSpaceDE w:val="0"/>
+        <w:autoSpaceDN w:val="0"/>
+        <w:adjustRightInd w:val="0"/>
+        <w:spacing w:after="0" w:line="240" w:lineRule="auto"/>
+        <w:rPr>
+          <w:rFonts w:ascii="AppleSystemUIFont" w:hAnsi="AppleSystemUIFont" w:cs="AppleSystemUIFont"/>
+          <w:kern w:val="0"/>
+          <w:sz w:val="22"/>
+          <w:szCs w:val="22"/>
+          <w:lang w:val="en-GB"/>
+        </w:rPr>
+      </w:pPr>
+      <w:r>
+        <w:rPr>
+          <w:rFonts w:ascii="AppleSystemUIFont" w:hAnsi="AppleSystemUIFont" w:cs="AppleSystemUIFont"/>
+          <w:kern w:val="0"/>
+          <w:sz w:val="22"/>
+          <w:szCs w:val="22"/>
+          <w:lang w:val="en-GB"/>
+        </w:rPr>
+        <w:t>If the answer hallucinates and does not make sense to an operator.</w:t>
+      </w:r>
+    </w:p>
+    <w:p>
+      <w:pPr>
+        <w:pStyle w:val="ListParagraph"/>
+        <w:numPr>
+          <w:ilvl w:val="0"/>
+          <w:numId w:val="4"/>
+        </w:numPr>
+        <w:autoSpaceDE w:val="0"/>
+        <w:autoSpaceDN w:val="0"/>
+        <w:adjustRightInd w:val="0"/>
+        <w:spacing w:after="0" w:line="240" w:lineRule="auto"/>
+        <w:rPr>
+          <w:rFonts w:ascii="AppleSystemUIFont" w:hAnsi="AppleSystemUIFont" w:cs="AppleSystemUIFont"/>
+          <w:kern w:val="0"/>
+          <w:sz w:val="22"/>
+          <w:szCs w:val="22"/>
+          <w:lang w:val="en-GB"/>
+        </w:rPr>
+      </w:pPr>
+      <w:r>
+        <w:rPr>
+          <w:rFonts w:ascii="AppleSystemUIFont" w:hAnsi="AppleSystemUIFont" w:cs="AppleSystemUIFont"/>
+          <w:kern w:val="0"/>
+          <w:sz w:val="22"/>
+          <w:szCs w:val="22"/>
+          <w:lang w:val="en-GB"/>
+        </w:rPr>
+        <w:t>If the answer does not hallucinate</w:t>
+      </w:r>
+    </w:p>
+    <w:p>
+      <w:pPr>
+        <w:pStyle w:val="ListParagraph"/>
+        <w:numPr>
+          <w:ilvl w:val="0"/>
+          <w:numId w:val="4"/>
+        </w:numPr>
+        <w:autoSpaceDE w:val="0"/>
+        <w:autoSpaceDN w:val="0"/>
+        <w:adjustRightInd w:val="0"/>
+        <w:spacing w:after="0" w:line="240" w:lineRule="auto"/>
+        <w:rPr>
+          <w:rFonts w:ascii="AppleSystemUIFont" w:hAnsi="AppleSystemUIFont" w:cs="AppleSystemUIFont"/>
+          <w:kern w:val="0"/>
+          <w:sz w:val="22"/>
+          <w:szCs w:val="22"/>
+          <w:lang w:val="en-GB"/>
+        </w:rPr>
+      </w:pPr>
+      <w:r>
+        <w:rPr>
+          <w:rFonts w:ascii="AppleSystemUIFont" w:hAnsi="AppleSystemUIFont" w:cs="AppleSystemUIFont"/>
+          <w:kern w:val="0"/>
+          <w:sz w:val="22"/>
+          <w:szCs w:val="22"/>
+          <w:lang w:val="en-GB"/>
+        </w:rPr>
+        <w:t xml:space="preserve">If the answer does not </w:t>
+      </w:r>
+      <w:r>
+        <w:rPr>
+          <w:rFonts w:ascii="AppleSystemUIFont" w:hAnsi="AppleSystemUIFont" w:cs="AppleSystemUIFont"/>
+          <w:kern w:val="0"/>
+          <w:sz w:val="22"/>
+          <w:szCs w:val="22"/>
+          <w:lang w:val="en-GB"/>
+        </w:rPr>
+        <w:t>hallucinate and</w:t>
+      </w:r>
+      <w:r>
+        <w:rPr>
+          <w:rFonts w:ascii="AppleSystemUIFont" w:hAnsi="AppleSystemUIFont" w:cs="AppleSystemUIFont"/>
+          <w:kern w:val="0"/>
+          <w:sz w:val="22"/>
+          <w:szCs w:val="22"/>
+          <w:lang w:val="en-GB"/>
+        </w:rPr>
+        <w:t xml:space="preserve"> is understandable to an operator.</w:t>
+      </w:r>
+    </w:p>
+    <w:p>
+      <w:pPr>
+        <w:autoSpaceDE w:val="0"/>
+        <w:autoSpaceDN w:val="0"/>
+        <w:adjustRightInd w:val="0"/>
+        <w:spacing w:after="0" w:line="240" w:lineRule="auto"/>
+        <w:rPr>
+          <w:rFonts w:ascii="AppleSystemUIFont" w:hAnsi="AppleSystemUIFont" w:cs="AppleSystemUIFont"/>
+          <w:kern w:val="0"/>
+          <w:sz w:val="22"/>
+          <w:szCs w:val="22"/>
+          <w:lang w:val="en-GB"/>
+        </w:rPr>
+      </w:pPr>
+    </w:p>
+    <w:p>
+      <w:pPr>
+        <w:autoSpaceDE w:val="0"/>
+        <w:autoSpaceDN w:val="0"/>
+        <w:adjustRightInd w:val="0"/>
+        <w:spacing w:after="0" w:line="240" w:lineRule="auto"/>
+        <w:rPr>
+          <w:rFonts w:ascii="AppleSystemUIFont" w:hAnsi="AppleSystemUIFont" w:cs="AppleSystemUIFont"/>
+          <w:kern w:val="0"/>
+          <w:sz w:val="22"/>
+          <w:szCs w:val="22"/>
+          <w:lang w:val="en-GB"/>
+        </w:rPr>
+      </w:pPr>
     </w:p>
     <w:sectPr>
       <w:pgSz w:w="11906" w:h="16838"/>
@@ -835,6 +2349,376 @@
     </w:sectPr>
   </w:body>
 </w:document>
+</file>
+
+<file path=word/numbering.xml><?xml version="1.0" encoding="utf-8"?>
+<w:numbering xmlns:wpc="http://schemas.microsoft.com/office/word/2010/wordprocessingCanvas" xmlns:cx="http://schemas.microsoft.com/office/drawing/2014/chartex" xmlns:cx1="http://schemas.microsoft.com/office/drawing/2015/9/8/chartex" xmlns:cx2="http://schemas.microsoft.com/office/drawing/2015/10/21/chartex" xmlns:cx3="http://schemas.microsoft.com/office/drawing/2016/5/9/chartex" xmlns:cx4="http://schemas.microsoft.com/office/drawing/2016/5/10/chartex" xmlns:cx5="http://schemas.microsoft.com/office/drawing/2016/5/11/chartex" xmlns:cx6="http://schemas.microsoft.com/office/drawing/2016/5/12/chartex" xmlns:cx7="http://schemas.microsoft.com/office/drawing/2016/5/13/chartex" xmlns:cx8="http://schemas.microsoft.com/office/drawing/2016/5/14/chartex" xmlns:mc="http://schemas.openxmlformats.org/markup-compatibility/2006" xmlns:aink="http://schemas.microsoft.com/office/drawing/2016/ink" xmlns:am3d="http://schemas.microsoft.com/office/drawing/2017/model3d" xmlns:o="urn:schemas-microsoft-com:office:office" xmlns:oel="http://schemas.microsoft.com/office/2019/extlst" xmlns:r="http://schemas.openxmlformats.org/officeDocument/2006/relationships" xmlns:m="http://schemas.openxmlformats.org/officeDocument/2006/math" xmlns:v="urn:schemas-microsoft-com:vml" xmlns:wp14="http://schemas.microsoft.com/office/word/2010/wordprocessingDrawing" xmlns:wp="http://schemas.openxmlformats.org/drawingml/2006/wordprocessingDrawing" xmlns:w10="urn:schemas-microsoft-com:office:word" xmlns:w="http://schemas.openxmlformats.org/wordprocessingml/2006/main" xmlns:w14="http://schemas.microsoft.com/office/word/2010/wordml" xmlns:w15="http://schemas.microsoft.com/office/word/2012/wordml" xmlns:w16cex="http://schemas.microsoft.com/office/word/2018/wordml/cex" xmlns:w16cid="http://schemas.microsoft.com/office/word/2016/wordml/cid" xmlns:w16="http://schemas.microsoft.com/office/word/2018/wordml" xmlns:w16du="http://schemas.microsoft.com/office/word/2023/wordml/word16du" xmlns:w16sdtdh="http://schemas.microsoft.com/office/word/2020/wordml/sdtdatahash" xmlns:w16sdtfl="http://schemas.microsoft.com/office/word/2024/wordml/sdtformatlock" xmlns:w16se="http://schemas.microsoft.com/office/word/2015/wordml/symex" xmlns:wpg="http://schemas.microsoft.com/office/word/2010/wordprocessingGroup" xmlns:wpi="http://schemas.microsoft.com/office/word/2010/wordprocessingInk" xmlns:wne="http://schemas.microsoft.com/office/word/2006/wordml" xmlns:wps="http://schemas.microsoft.com/office/word/2010/wordprocessingShape" mc:Ignorable="w14 w15 w16se w16cid w16 w16cex w16sdtdh w16sdtfl w16du wp14">
+  <w:abstractNum w:abstractNumId="0" w15:restartNumberingAfterBreak="0">
+    <w:nsid w:val="432518D1"/>
+    <w:multiLevelType w:val="multilevel"/>
+    <w:tmpl w:val="0809001F"/>
+    <w:lvl w:ilvl="0">
+      <w:start w:val="1"/>
+      <w:numFmt w:val="decimal"/>
+      <w:lvlText w:val="%1."/>
+      <w:lvlJc w:val="left"/>
+      <w:pPr>
+        <w:ind w:left="360" w:hanging="360"/>
+      </w:pPr>
+    </w:lvl>
+    <w:lvl w:ilvl="1">
+      <w:start w:val="1"/>
+      <w:numFmt w:val="decimal"/>
+      <w:lvlText w:val="%1.%2."/>
+      <w:lvlJc w:val="left"/>
+      <w:pPr>
+        <w:ind w:left="792" w:hanging="432"/>
+      </w:pPr>
+    </w:lvl>
+    <w:lvl w:ilvl="2">
+      <w:start w:val="1"/>
+      <w:numFmt w:val="decimal"/>
+      <w:lvlText w:val="%1.%2.%3."/>
+      <w:lvlJc w:val="left"/>
+      <w:pPr>
+        <w:ind w:left="1224" w:hanging="504"/>
+      </w:pPr>
+    </w:lvl>
+    <w:lvl w:ilvl="3">
+      <w:start w:val="1"/>
+      <w:numFmt w:val="decimal"/>
+      <w:lvlText w:val="%1.%2.%3.%4."/>
+      <w:lvlJc w:val="left"/>
+      <w:pPr>
+        <w:ind w:left="1728" w:hanging="648"/>
+      </w:pPr>
+    </w:lvl>
+    <w:lvl w:ilvl="4">
+      <w:start w:val="1"/>
+      <w:numFmt w:val="decimal"/>
+      <w:lvlText w:val="%1.%2.%3.%4.%5."/>
+      <w:lvlJc w:val="left"/>
+      <w:pPr>
+        <w:ind w:left="2232" w:hanging="792"/>
+      </w:pPr>
+    </w:lvl>
+    <w:lvl w:ilvl="5">
+      <w:start w:val="1"/>
+      <w:numFmt w:val="decimal"/>
+      <w:lvlText w:val="%1.%2.%3.%4.%5.%6."/>
+      <w:lvlJc w:val="left"/>
+      <w:pPr>
+        <w:ind w:left="2736" w:hanging="936"/>
+      </w:pPr>
+    </w:lvl>
+    <w:lvl w:ilvl="6">
+      <w:start w:val="1"/>
+      <w:numFmt w:val="decimal"/>
+      <w:lvlText w:val="%1.%2.%3.%4.%5.%6.%7."/>
+      <w:lvlJc w:val="left"/>
+      <w:pPr>
+        <w:ind w:left="3240" w:hanging="1080"/>
+      </w:pPr>
+    </w:lvl>
+    <w:lvl w:ilvl="7">
+      <w:start w:val="1"/>
+      <w:numFmt w:val="decimal"/>
+      <w:lvlText w:val="%1.%2.%3.%4.%5.%6.%7.%8."/>
+      <w:lvlJc w:val="left"/>
+      <w:pPr>
+        <w:ind w:left="3744" w:hanging="1224"/>
+      </w:pPr>
+    </w:lvl>
+    <w:lvl w:ilvl="8">
+      <w:start w:val="1"/>
+      <w:numFmt w:val="decimal"/>
+      <w:lvlText w:val="%1.%2.%3.%4.%5.%6.%7.%8.%9."/>
+      <w:lvlJc w:val="left"/>
+      <w:pPr>
+        <w:ind w:left="4320" w:hanging="1440"/>
+      </w:pPr>
+    </w:lvl>
+  </w:abstractNum>
+  <w:abstractNum w:abstractNumId="1" w15:restartNumberingAfterBreak="0">
+    <w:nsid w:val="556F5260"/>
+    <w:multiLevelType w:val="multilevel"/>
+    <w:tmpl w:val="0809001F"/>
+    <w:lvl w:ilvl="0">
+      <w:start w:val="1"/>
+      <w:numFmt w:val="decimal"/>
+      <w:lvlText w:val="%1."/>
+      <w:lvlJc w:val="left"/>
+      <w:pPr>
+        <w:ind w:left="360" w:hanging="360"/>
+      </w:pPr>
+      <w:rPr>
+        <w:rFonts w:hint="default"/>
+      </w:rPr>
+    </w:lvl>
+    <w:lvl w:ilvl="1">
+      <w:start w:val="1"/>
+      <w:numFmt w:val="decimal"/>
+      <w:lvlText w:val="%1.%2."/>
+      <w:lvlJc w:val="left"/>
+      <w:pPr>
+        <w:ind w:left="792" w:hanging="432"/>
+      </w:pPr>
+    </w:lvl>
+    <w:lvl w:ilvl="2">
+      <w:start w:val="1"/>
+      <w:numFmt w:val="decimal"/>
+      <w:lvlText w:val="%1.%2.%3."/>
+      <w:lvlJc w:val="left"/>
+      <w:pPr>
+        <w:ind w:left="1224" w:hanging="504"/>
+      </w:pPr>
+    </w:lvl>
+    <w:lvl w:ilvl="3">
+      <w:start w:val="1"/>
+      <w:numFmt w:val="decimal"/>
+      <w:lvlText w:val="%1.%2.%3.%4."/>
+      <w:lvlJc w:val="left"/>
+      <w:pPr>
+        <w:ind w:left="1728" w:hanging="648"/>
+      </w:pPr>
+    </w:lvl>
+    <w:lvl w:ilvl="4">
+      <w:start w:val="1"/>
+      <w:numFmt w:val="decimal"/>
+      <w:lvlText w:val="%1.%2.%3.%4.%5."/>
+      <w:lvlJc w:val="left"/>
+      <w:pPr>
+        <w:ind w:left="2232" w:hanging="792"/>
+      </w:pPr>
+    </w:lvl>
+    <w:lvl w:ilvl="5">
+      <w:start w:val="1"/>
+      <w:numFmt w:val="decimal"/>
+      <w:lvlText w:val="%1.%2.%3.%4.%5.%6."/>
+      <w:lvlJc w:val="left"/>
+      <w:pPr>
+        <w:ind w:left="2736" w:hanging="936"/>
+      </w:pPr>
+    </w:lvl>
+    <w:lvl w:ilvl="6">
+      <w:start w:val="1"/>
+      <w:numFmt w:val="decimal"/>
+      <w:lvlText w:val="%1.%2.%3.%4.%5.%6.%7."/>
+      <w:lvlJc w:val="left"/>
+      <w:pPr>
+        <w:ind w:left="3240" w:hanging="1080"/>
+      </w:pPr>
+    </w:lvl>
+    <w:lvl w:ilvl="7">
+      <w:start w:val="1"/>
+      <w:numFmt w:val="decimal"/>
+      <w:lvlText w:val="%1.%2.%3.%4.%5.%6.%7.%8."/>
+      <w:lvlJc w:val="left"/>
+      <w:pPr>
+        <w:ind w:left="3744" w:hanging="1224"/>
+      </w:pPr>
+    </w:lvl>
+    <w:lvl w:ilvl="8">
+      <w:start w:val="1"/>
+      <w:numFmt w:val="decimal"/>
+      <w:lvlText w:val="%1.%2.%3.%4.%5.%6.%7.%8.%9."/>
+      <w:lvlJc w:val="left"/>
+      <w:pPr>
+        <w:ind w:left="4320" w:hanging="1440"/>
+      </w:pPr>
+    </w:lvl>
+  </w:abstractNum>
+  <w:abstractNum w:abstractNumId="2" w15:restartNumberingAfterBreak="0">
+    <w:nsid w:val="5D682940"/>
+    <w:multiLevelType w:val="hybridMultilevel"/>
+    <w:tmpl w:val="24A64046"/>
+    <w:lvl w:ilvl="0" w:tplc="0809000F">
+      <w:start w:val="5"/>
+      <w:numFmt w:val="decimal"/>
+      <w:lvlText w:val="%1."/>
+      <w:lvlJc w:val="left"/>
+      <w:pPr>
+        <w:ind w:left="720" w:hanging="360"/>
+      </w:pPr>
+      <w:rPr>
+        <w:rFonts w:hint="default"/>
+      </w:rPr>
+    </w:lvl>
+    <w:lvl w:ilvl="1" w:tplc="08090019" w:tentative="1">
+      <w:start w:val="1"/>
+      <w:numFmt w:val="lowerLetter"/>
+      <w:lvlText w:val="%2."/>
+      <w:lvlJc w:val="left"/>
+      <w:pPr>
+        <w:ind w:left="1440" w:hanging="360"/>
+      </w:pPr>
+    </w:lvl>
+    <w:lvl w:ilvl="2" w:tplc="0809001B" w:tentative="1">
+      <w:start w:val="1"/>
+      <w:numFmt w:val="lowerRoman"/>
+      <w:lvlText w:val="%3."/>
+      <w:lvlJc w:val="right"/>
+      <w:pPr>
+        <w:ind w:left="2160" w:hanging="180"/>
+      </w:pPr>
+    </w:lvl>
+    <w:lvl w:ilvl="3" w:tplc="0809000F" w:tentative="1">
+      <w:start w:val="1"/>
+      <w:numFmt w:val="decimal"/>
+      <w:lvlText w:val="%4."/>
+      <w:lvlJc w:val="left"/>
+      <w:pPr>
+        <w:ind w:left="2880" w:hanging="360"/>
+      </w:pPr>
+    </w:lvl>
+    <w:lvl w:ilvl="4" w:tplc="08090019" w:tentative="1">
+      <w:start w:val="1"/>
+      <w:numFmt w:val="lowerLetter"/>
+      <w:lvlText w:val="%5."/>
+      <w:lvlJc w:val="left"/>
+      <w:pPr>
+        <w:ind w:left="3600" w:hanging="360"/>
+      </w:pPr>
+    </w:lvl>
+    <w:lvl w:ilvl="5" w:tplc="0809001B" w:tentative="1">
+      <w:start w:val="1"/>
+      <w:numFmt w:val="lowerRoman"/>
+      <w:lvlText w:val="%6."/>
+      <w:lvlJc w:val="right"/>
+      <w:pPr>
+        <w:ind w:left="4320" w:hanging="180"/>
+      </w:pPr>
+    </w:lvl>
+    <w:lvl w:ilvl="6" w:tplc="0809000F" w:tentative="1">
+      <w:start w:val="1"/>
+      <w:numFmt w:val="decimal"/>
+      <w:lvlText w:val="%7."/>
+      <w:lvlJc w:val="left"/>
+      <w:pPr>
+        <w:ind w:left="5040" w:hanging="360"/>
+      </w:pPr>
+    </w:lvl>
+    <w:lvl w:ilvl="7" w:tplc="08090019" w:tentative="1">
+      <w:start w:val="1"/>
+      <w:numFmt w:val="lowerLetter"/>
+      <w:lvlText w:val="%8."/>
+      <w:lvlJc w:val="left"/>
+      <w:pPr>
+        <w:ind w:left="5760" w:hanging="360"/>
+      </w:pPr>
+    </w:lvl>
+    <w:lvl w:ilvl="8" w:tplc="0809001B" w:tentative="1">
+      <w:start w:val="1"/>
+      <w:numFmt w:val="lowerRoman"/>
+      <w:lvlText w:val="%9."/>
+      <w:lvlJc w:val="right"/>
+      <w:pPr>
+        <w:ind w:left="6480" w:hanging="180"/>
+      </w:pPr>
+    </w:lvl>
+  </w:abstractNum>
+  <w:abstractNum w:abstractNumId="3" w15:restartNumberingAfterBreak="0">
+    <w:nsid w:val="66B20792"/>
+    <w:multiLevelType w:val="multilevel"/>
+    <w:tmpl w:val="0809001F"/>
+    <w:lvl w:ilvl="0">
+      <w:start w:val="1"/>
+      <w:numFmt w:val="decimal"/>
+      <w:lvlText w:val="%1."/>
+      <w:lvlJc w:val="left"/>
+      <w:pPr>
+        <w:ind w:left="360" w:hanging="360"/>
+      </w:pPr>
+      <w:rPr>
+        <w:rFonts w:hint="default"/>
+      </w:rPr>
+    </w:lvl>
+    <w:lvl w:ilvl="1">
+      <w:start w:val="1"/>
+      <w:numFmt w:val="decimal"/>
+      <w:lvlText w:val="%1.%2."/>
+      <w:lvlJc w:val="left"/>
+      <w:pPr>
+        <w:ind w:left="792" w:hanging="432"/>
+      </w:pPr>
+    </w:lvl>
+    <w:lvl w:ilvl="2">
+      <w:start w:val="1"/>
+      <w:numFmt w:val="decimal"/>
+      <w:lvlText w:val="%1.%2.%3."/>
+      <w:lvlJc w:val="left"/>
+      <w:pPr>
+        <w:ind w:left="1224" w:hanging="504"/>
+      </w:pPr>
+    </w:lvl>
+    <w:lvl w:ilvl="3">
+      <w:start w:val="1"/>
+      <w:numFmt w:val="decimal"/>
+      <w:lvlText w:val="%1.%2.%3.%4."/>
+      <w:lvlJc w:val="left"/>
+      <w:pPr>
+        <w:ind w:left="1728" w:hanging="648"/>
+      </w:pPr>
+    </w:lvl>
+    <w:lvl w:ilvl="4">
+      <w:start w:val="1"/>
+      <w:numFmt w:val="decimal"/>
+      <w:lvlText w:val="%1.%2.%3.%4.%5."/>
+      <w:lvlJc w:val="left"/>
+      <w:pPr>
+        <w:ind w:left="2232" w:hanging="792"/>
+      </w:pPr>
+    </w:lvl>
+    <w:lvl w:ilvl="5">
+      <w:start w:val="1"/>
+      <w:numFmt w:val="decimal"/>
+      <w:lvlText w:val="%1.%2.%3.%4.%5.%6."/>
+      <w:lvlJc w:val="left"/>
+      <w:pPr>
+        <w:ind w:left="2736" w:hanging="936"/>
+      </w:pPr>
+    </w:lvl>
+    <w:lvl w:ilvl="6">
+      <w:start w:val="1"/>
+      <w:numFmt w:val="decimal"/>
+      <w:lvlText w:val="%1.%2.%3.%4.%5.%6.%7."/>
+      <w:lvlJc w:val="left"/>
+      <w:pPr>
+        <w:ind w:left="3240" w:hanging="1080"/>
+      </w:pPr>
+    </w:lvl>
+    <w:lvl w:ilvl="7">
+      <w:start w:val="1"/>
+      <w:numFmt w:val="decimal"/>
+      <w:lvlText w:val="%1.%2.%3.%4.%5.%6.%7.%8."/>
+      <w:lvlJc w:val="left"/>
+      <w:pPr>
+        <w:ind w:left="3744" w:hanging="1224"/>
+      </w:pPr>
+    </w:lvl>
+    <w:lvl w:ilvl="8">
+      <w:start w:val="1"/>
+      <w:numFmt w:val="decimal"/>
+      <w:lvlText w:val="%1.%2.%3.%4.%5.%6.%7.%8.%9."/>
+      <w:lvlJc w:val="left"/>
+      <w:pPr>
+        <w:ind w:left="4320" w:hanging="1440"/>
+      </w:pPr>
+    </w:lvl>
+  </w:abstractNum>
+  <w:num w:numId="1" w16cid:durableId="1065570617">
+    <w:abstractNumId w:val="1"/>
+  </w:num>
+  <w:num w:numId="2" w16cid:durableId="735010607">
+    <w:abstractNumId w:val="3"/>
+  </w:num>
+  <w:num w:numId="3" w16cid:durableId="805391965">
+    <w:abstractNumId w:val="2"/>
+  </w:num>
+  <w:num w:numId="4" w16cid:durableId="1738934517">
+    <w:abstractNumId w:val="0"/>
+  </w:num>
+</w:numbering>
 </file>
 
 <file path=word/styles.xml><?xml version="1.0" encoding="utf-8"?>

--- a/answermodel.docx
+++ b/answermodel.docx
@@ -147,7 +147,27 @@
           <w:szCs w:val="22"/>
           <w:lang w:val="en-GB"/>
         </w:rPr>
-        <w:t xml:space="preserve"> 4 questions in one go, and after that it asks 5 more questions sequentially. These are the questions:</w:t>
+        <w:t xml:space="preserve"> 4 questions in one go, and after that it asks </w:t>
+      </w:r>
+      <w:r>
+        <w:rPr>
+          <w:rFonts w:ascii="AppleSystemUIFont" w:hAnsi="AppleSystemUIFont" w:cs="AppleSystemUIFont"/>
+          <w:kern w:val="0"/>
+          <w:sz w:val="22"/>
+          <w:szCs w:val="22"/>
+          <w:lang w:val="en-GB"/>
+        </w:rPr>
+        <w:t>4</w:t>
+      </w:r>
+      <w:r>
+        <w:rPr>
+          <w:rFonts w:ascii="AppleSystemUIFont" w:hAnsi="AppleSystemUIFont" w:cs="AppleSystemUIFont"/>
+          <w:kern w:val="0"/>
+          <w:sz w:val="22"/>
+          <w:szCs w:val="22"/>
+          <w:lang w:val="en-GB"/>
+        </w:rPr>
+        <w:t xml:space="preserve"> more questions sequentially. These are the questions:</w:t>
       </w:r>
     </w:p>
     <w:p>
